--- a/document/deployment.docx
+++ b/document/deployment.docx
@@ -1,6 +1,6 @@
 
 <file path=word/document.xml><?xml version="1.0" encoding="utf-8"?>
-<w:document xmlns:wpc="http://schemas.microsoft.com/office/word/2010/wordprocessingCanvas" xmlns:cx="http://schemas.microsoft.com/office/drawing/2014/chartex" xmlns:cx1="http://schemas.microsoft.com/office/drawing/2015/9/8/chartex" xmlns:cx2="http://schemas.microsoft.com/office/drawing/2015/10/21/chartex" xmlns:cx3="http://schemas.microsoft.com/office/drawing/2016/5/9/chartex" xmlns:cx4="http://schemas.microsoft.com/office/drawing/2016/5/10/chartex" xmlns:cx5="http://schemas.microsoft.com/office/drawing/2016/5/11/chartex" xmlns:cx6="http://schemas.microsoft.com/office/drawing/2016/5/12/chartex" xmlns:cx7="http://schemas.microsoft.com/office/drawing/2016/5/13/chartex" xmlns:cx8="http://schemas.microsoft.com/office/drawing/2016/5/14/chartex" xmlns:mc="http://schemas.openxmlformats.org/markup-compatibility/2006" xmlns:aink="http://schemas.microsoft.com/office/drawing/2016/ink" xmlns:am3d="http://schemas.microsoft.com/office/drawing/2017/model3d" xmlns:o="urn:schemas-microsoft-com:office:office" xmlns:oel="http://schemas.microsoft.com/office/2019/extlst" xmlns:r="http://schemas.openxmlformats.org/officeDocument/2006/relationships" xmlns:m="http://schemas.openxmlformats.org/officeDocument/2006/math" xmlns:v="urn:schemas-microsoft-com:vml" xmlns:wp14="http://schemas.microsoft.com/office/word/2010/wordprocessingDrawing" xmlns:wp="http://schemas.openxmlformats.org/drawingml/2006/wordprocessingDrawing" xmlns:w10="urn:schemas-microsoft-com:office:word" xmlns:w="http://schemas.openxmlformats.org/wordprocessingml/2006/main" xmlns:w14="http://schemas.microsoft.com/office/word/2010/wordml" xmlns:w15="http://schemas.microsoft.com/office/word/2012/wordml" xmlns:w16cei="http://schemas.microsoft.com/office/word/2026/wordml/cei" xmlns:w16cex="http://schemas.microsoft.com/office/word/2018/wordml/cex" xmlns:w16cid="http://schemas.microsoft.com/office/word/2016/wordml/cid" xmlns:w16="http://schemas.microsoft.com/office/word/2018/wordml" xmlns:w16du="http://schemas.microsoft.com/office/word/2023/wordml/word16du" xmlns:w16sdtdh="http://schemas.microsoft.com/office/word/2020/wordml/sdtdatahash" xmlns:w16sdtfl="http://schemas.microsoft.com/office/word/2024/wordml/sdtformatlock" xmlns:w16se="http://schemas.microsoft.com/office/word/2015/wordml/symex" xmlns:wpg="http://schemas.microsoft.com/office/word/2010/wordprocessingGroup" xmlns:wpi="http://schemas.microsoft.com/office/word/2010/wordprocessingInk" xmlns:wne="http://schemas.microsoft.com/office/word/2006/wordml" xmlns:wps="http://schemas.microsoft.com/office/word/2010/wordprocessingShape" mc:Ignorable="w14 w15 w16se w16cid w16 w16cex w16sdtdh w16sdtfl w16du wp14">
+<w:document xmlns:wpc="http://schemas.microsoft.com/office/word/2010/wordprocessingCanvas" xmlns:cx="http://schemas.microsoft.com/office/drawing/2014/chartex" xmlns:cx1="http://schemas.microsoft.com/office/drawing/2015/9/8/chartex" xmlns:cx2="http://schemas.microsoft.com/office/drawing/2015/10/21/chartex" xmlns:cx3="http://schemas.microsoft.com/office/drawing/2016/5/9/chartex" xmlns:cx4="http://schemas.microsoft.com/office/drawing/2016/5/10/chartex" xmlns:cx5="http://schemas.microsoft.com/office/drawing/2016/5/11/chartex" xmlns:cx6="http://schemas.microsoft.com/office/drawing/2016/5/12/chartex" xmlns:cx7="http://schemas.microsoft.com/office/drawing/2016/5/13/chartex" xmlns:cx8="http://schemas.microsoft.com/office/drawing/2016/5/14/chartex" xmlns:mc="http://schemas.openxmlformats.org/markup-compatibility/2006" xmlns:aink="http://schemas.microsoft.com/office/drawing/2016/ink" xmlns:am3d="http://schemas.microsoft.com/office/drawing/2017/model3d" xmlns:o="urn:schemas-microsoft-com:office:office" xmlns:oel="http://schemas.microsoft.com/office/2019/extlst" xmlns:r="http://schemas.openxmlformats.org/officeDocument/2006/relationships" xmlns:m="http://schemas.openxmlformats.org/officeDocument/2006/math" xmlns:v="urn:schemas-microsoft-com:vml" xmlns:wp14="http://schemas.microsoft.com/office/word/2010/wordprocessingDrawing" xmlns:wp="http://schemas.openxmlformats.org/drawingml/2006/wordprocessingDrawing" xmlns:w10="urn:schemas-microsoft-com:office:word" xmlns:w="http://schemas.openxmlformats.org/wordprocessingml/2006/main" xmlns:w14="http://schemas.microsoft.com/office/word/2010/wordml" xmlns:w15="http://schemas.microsoft.com/office/word/2012/wordml" xmlns:w16cex="http://schemas.microsoft.com/office/word/2018/wordml/cex" xmlns:w16cid="http://schemas.microsoft.com/office/word/2016/wordml/cid" xmlns:w16="http://schemas.microsoft.com/office/word/2018/wordml" xmlns:w16du="http://schemas.microsoft.com/office/word/2023/wordml/word16du" xmlns:w16sdtdh="http://schemas.microsoft.com/office/word/2020/wordml/sdtdatahash" xmlns:w16sdtfl="http://schemas.microsoft.com/office/word/2024/wordml/sdtformatlock" xmlns:w16se="http://schemas.microsoft.com/office/word/2015/wordml/symex" xmlns:wpg="http://schemas.microsoft.com/office/word/2010/wordprocessingGroup" xmlns:wpi="http://schemas.microsoft.com/office/word/2010/wordprocessingInk" xmlns:wne="http://schemas.microsoft.com/office/word/2006/wordml" xmlns:wps="http://schemas.microsoft.com/office/word/2010/wordprocessingShape" mc:Ignorable="w14 w15 w16se w16cid w16 w16cex w16sdtdh w16sdtfl w16du wp14">
   <w:body>
     <w:p>
       <w:r>
@@ -11,15 +11,15 @@
         <w:t>Title:</w:t>
       </w:r>
       <w:r>
-        <w:t xml:space="preserve"> Deployment Guide – </w:t>
+        <w:t xml:space="preserve"> Deployment Guide — Personal-</w:t>
       </w:r>
       <w:proofErr w:type="spellStart"/>
       <w:r>
-        <w:t>myFirst_web</w:t>
+        <w:t>Portfalio</w:t>
       </w:r>
       <w:proofErr w:type="spellEnd"/>
       <w:r>
-        <w:t xml:space="preserve"> (</w:t>
+        <w:t>-Website (</w:t>
       </w:r>
       <w:proofErr w:type="spellStart"/>
       <w:r>
@@ -43,7 +43,7 @@
       <w:pPr>
         <w:numPr>
           <w:ilvl w:val="0"/>
-          <w:numId w:val="1"/>
+          <w:numId w:val="8"/>
         </w:numPr>
       </w:pPr>
       <w:r>
@@ -54,7 +54,7 @@
         <w:t>Provider:</w:t>
       </w:r>
       <w:r>
-        <w:t> </w:t>
+        <w:t xml:space="preserve"> </w:t>
       </w:r>
       <w:proofErr w:type="spellStart"/>
       <w:r>
@@ -64,12 +64,12 @@
       <w:r>
         <w:t xml:space="preserve"> (</w:t>
       </w:r>
-      <w:hyperlink r:id="rId5" w:tgtFrame="_blank" w:history="1">
+      <w:hyperlink r:id="rId7" w:tgtFrame="_blank" w:history="1">
         <w:r>
           <w:rPr>
             <w:rStyle w:val="Hyperlink"/>
           </w:rPr>
-          <w:t>vercel.com</w:t>
+          <w:t>https://vercel.com/</w:t>
         </w:r>
       </w:hyperlink>
       <w:r>
@@ -80,7 +80,7 @@
       <w:pPr>
         <w:numPr>
           <w:ilvl w:val="0"/>
-          <w:numId w:val="1"/>
+          <w:numId w:val="8"/>
         </w:numPr>
       </w:pPr>
       <w:r>
@@ -91,7 +91,33 @@
         <w:t>Account:</w:t>
       </w:r>
       <w:r>
-        <w:t> Linked to GitHub (aniruddhbhate1901)</w:t>
+        <w:t xml:space="preserve"> Linked to GitHub (aniruddhrao1901)</w:t>
+      </w:r>
+    </w:p>
+    <w:p>
+      <w:pPr>
+        <w:numPr>
+          <w:ilvl w:val="0"/>
+          <w:numId w:val="8"/>
+        </w:numPr>
+      </w:pPr>
+      <w:r>
+        <w:rPr>
+          <w:b/>
+          <w:bCs/>
+        </w:rPr>
+        <w:t>Repository:</w:t>
+      </w:r>
+      <w:r>
+        <w:t xml:space="preserve"> aniruddhrao1901/Personal-</w:t>
+      </w:r>
+      <w:proofErr w:type="spellStart"/>
+      <w:r>
+        <w:t>Portfalio</w:t>
+      </w:r>
+      <w:proofErr w:type="spellEnd"/>
+      <w:r>
+        <w:t>-Website</w:t>
       </w:r>
     </w:p>
     <w:p>
@@ -107,7 +133,7 @@
       <w:pPr>
         <w:numPr>
           <w:ilvl w:val="0"/>
-          <w:numId w:val="2"/>
+          <w:numId w:val="9"/>
         </w:numPr>
       </w:pPr>
       <w:r>
@@ -118,14 +144,21 @@
         <w:t>Production Domain:</w:t>
       </w:r>
       <w:r>
-        <w:t> https://myfirst-web-three.vercel.app</w:t>
+        <w:t xml:space="preserve"> </w:t>
+      </w:r>
+      <w:r>
+        <w:rPr>
+          <w:i/>
+          <w:iCs/>
+        </w:rPr>
+        <w:t>[Update manually]</w:t>
       </w:r>
     </w:p>
     <w:p>
       <w:pPr>
         <w:numPr>
           <w:ilvl w:val="0"/>
-          <w:numId w:val="2"/>
+          <w:numId w:val="9"/>
         </w:numPr>
       </w:pPr>
       <w:r>
@@ -140,23 +173,9 @@
       <w:pPr>
         <w:numPr>
           <w:ilvl w:val="1"/>
-          <w:numId w:val="2"/>
+          <w:numId w:val="9"/>
         </w:numPr>
       </w:pPr>
-      <w:r>
-        <w:t>myfirst-web-git-main-aniruddhraobhate1901s-projects.vercel.app</w:t>
-      </w:r>
-    </w:p>
-    <w:p>
-      <w:pPr>
-        <w:numPr>
-          <w:ilvl w:val="1"/>
-          <w:numId w:val="2"/>
-        </w:numPr>
-      </w:pPr>
-      <w:r>
-        <w:t>myfirst-hspy934md-aniruddhraobhate1901s-projects.vercel.app</w:t>
-      </w:r>
     </w:p>
     <w:p>
       <w:r>
@@ -164,25 +183,119 @@
           <w:b/>
           <w:bCs/>
         </w:rPr>
-        <w:t>3. Deployment Steps (Initial Setup)</w:t>
+        <w:t>3. Git Commands — Push Code to GitHub</w:t>
+      </w:r>
+    </w:p>
+    <w:p>
+      <w:r>
+        <w:t>Initial setup (run once):</w:t>
+      </w:r>
+    </w:p>
+    <w:p>
+      <w:r>
+        <w:t>text</w:t>
+      </w:r>
+    </w:p>
+    <w:p>
+      <w:r>
+        <w:t xml:space="preserve">git </w:t>
+      </w:r>
+      <w:proofErr w:type="spellStart"/>
+      <w:r>
+        <w:t>init</w:t>
+      </w:r>
+      <w:proofErr w:type="spellEnd"/>
+    </w:p>
+    <w:p>
+      <w:r>
+        <w:t>git branch -M main</w:t>
+      </w:r>
+    </w:p>
+    <w:p>
+      <w:r>
+        <w:t>git remote add origin https://github.com/aniruddhrao1901/Personal-Portfalio-Website.git</w:t>
+      </w:r>
+    </w:p>
+    <w:p>
+      <w:r>
+        <w:t xml:space="preserve">git </w:t>
+      </w:r>
+      <w:proofErr w:type="gramStart"/>
+      <w:r>
+        <w:t>add .</w:t>
+      </w:r>
+      <w:proofErr w:type="gramEnd"/>
+    </w:p>
+    <w:p>
+      <w:r>
+        <w:t>git commit -m "feat: initial commit"</w:t>
+      </w:r>
+    </w:p>
+    <w:p>
+      <w:r>
+        <w:t>git push -u origin main</w:t>
+      </w:r>
+    </w:p>
+    <w:p>
+      <w:r>
+        <w:t>Daily workflow (after every change):</w:t>
+      </w:r>
+    </w:p>
+    <w:p>
+      <w:r>
+        <w:t>text</w:t>
+      </w:r>
+    </w:p>
+    <w:p>
+      <w:r>
+        <w:t xml:space="preserve">git </w:t>
+      </w:r>
+      <w:proofErr w:type="gramStart"/>
+      <w:r>
+        <w:t>add .</w:t>
+      </w:r>
+      <w:proofErr w:type="gramEnd"/>
+    </w:p>
+    <w:p>
+      <w:r>
+        <w:t>git commit -m "feat: describe your changes"</w:t>
+      </w:r>
+    </w:p>
+    <w:p>
+      <w:r>
+        <w:t>git push</w:t>
+      </w:r>
+    </w:p>
+    <w:p>
+      <w:r>
+        <w:t>If a remote is already connected, only the daily workflow is required.</w:t>
+      </w:r>
+    </w:p>
+    <w:p>
+      <w:r>
+        <w:rPr>
+          <w:b/>
+          <w:bCs/>
+        </w:rPr>
+        <w:t>4. Deployment Steps (Initial Setup)</w:t>
       </w:r>
     </w:p>
     <w:p>
       <w:pPr>
         <w:numPr>
           <w:ilvl w:val="0"/>
-          <w:numId w:val="3"/>
+          <w:numId w:val="10"/>
         </w:numPr>
       </w:pPr>
       <w:r>
-        <w:t>Push the repository to GitHub: git push origin main.</w:t>
+        <w:t>Push the repository to GitHub: git push -u origin main.</w:t>
       </w:r>
     </w:p>
     <w:p>
       <w:pPr>
         <w:numPr>
           <w:ilvl w:val="0"/>
-          <w:numId w:val="3"/>
+          <w:numId w:val="10"/>
         </w:numPr>
       </w:pPr>
       <w:r>
@@ -194,7 +307,7 @@
       </w:r>
       <w:proofErr w:type="spellEnd"/>
       <w:r>
-        <w:t xml:space="preserve"> and click </w:t>
+        <w:t xml:space="preserve"> and click </w:t>
       </w:r>
       <w:r>
         <w:rPr>
@@ -204,7 +317,7 @@
         <w:t>"Add New"</w:t>
       </w:r>
       <w:r>
-        <w:t> → </w:t>
+        <w:t xml:space="preserve"> → </w:t>
       </w:r>
       <w:r>
         <w:rPr>
@@ -221,46 +334,47 @@
       <w:pPr>
         <w:numPr>
           <w:ilvl w:val="0"/>
-          <w:numId w:val="3"/>
+          <w:numId w:val="10"/>
         </w:numPr>
       </w:pPr>
       <w:r>
-        <w:t>Import the repository </w:t>
+        <w:t>Import the repository Personal-</w:t>
       </w:r>
       <w:proofErr w:type="spellStart"/>
       <w:r>
-        <w:t>myFirst_web</w:t>
+        <w:t>Portfalio</w:t>
       </w:r>
       <w:proofErr w:type="spellEnd"/>
       <w:r>
-        <w:t> from GitHub.</w:t>
+        <w:t>-Website from GitHub.</w:t>
       </w:r>
     </w:p>
     <w:p>
       <w:pPr>
         <w:numPr>
           <w:ilvl w:val="0"/>
-          <w:numId w:val="3"/>
+          <w:numId w:val="10"/>
         </w:numPr>
       </w:pPr>
       <w:proofErr w:type="spellStart"/>
       <w:r>
+        <w:lastRenderedPageBreak/>
         <w:t>Vercel</w:t>
       </w:r>
       <w:proofErr w:type="spellEnd"/>
       <w:r>
-        <w:t xml:space="preserve"> auto-detects the static HTML. Root Directory is set to /.</w:t>
+        <w:t xml:space="preserve"> auto-detects the static HTML. Root Directory is set to /.</w:t>
       </w:r>
     </w:p>
     <w:p>
       <w:pPr>
         <w:numPr>
           <w:ilvl w:val="0"/>
-          <w:numId w:val="3"/>
+          <w:numId w:val="10"/>
         </w:numPr>
       </w:pPr>
       <w:r>
-        <w:t>Click </w:t>
+        <w:t xml:space="preserve">Click </w:t>
       </w:r>
       <w:r>
         <w:rPr>
@@ -270,23 +384,15 @@
         <w:t>"Deploy"</w:t>
       </w:r>
       <w:r>
-        <w:t>. The site is published to </w:t>
+        <w:t xml:space="preserve">. The site is published to a </w:t>
       </w:r>
       <w:proofErr w:type="spellStart"/>
       <w:r>
-        <w:t>myfirst</w:t>
+        <w:t>Vercel</w:t>
       </w:r>
       <w:proofErr w:type="spellEnd"/>
       <w:r>
-        <w:t>-web-</w:t>
-      </w:r>
-      <w:proofErr w:type="spellStart"/>
-      <w:r>
-        <w:t>three.vercel.app</w:t>
-      </w:r>
-      <w:proofErr w:type="spellEnd"/>
-      <w:r>
-        <w:t>.</w:t>
+        <w:t xml:space="preserve"> URL.</w:t>
       </w:r>
     </w:p>
     <w:p>
@@ -295,14 +401,14 @@
           <w:b/>
           <w:bCs/>
         </w:rPr>
-        <w:t>4. Continuous Deployment (CI/CD)</w:t>
+        <w:t>5. Continuous Deployment (CI/CD)</w:t>
       </w:r>
     </w:p>
     <w:p>
       <w:pPr>
         <w:numPr>
           <w:ilvl w:val="0"/>
-          <w:numId w:val="4"/>
+          <w:numId w:val="11"/>
         </w:numPr>
       </w:pPr>
       <w:r>
@@ -313,30 +419,14 @@
         <w:t>Production:</w:t>
       </w:r>
       <w:r>
-        <w:t> Every git push to the main branch automatically triggers a new build and deploys to the live domain (</w:t>
-      </w:r>
-      <w:proofErr w:type="spellStart"/>
-      <w:r>
-        <w:t>myfirst</w:t>
-      </w:r>
-      <w:proofErr w:type="spellEnd"/>
-      <w:r>
-        <w:t>-web-</w:t>
-      </w:r>
-      <w:proofErr w:type="spellStart"/>
-      <w:r>
-        <w:t>three.vercel.app</w:t>
-      </w:r>
-      <w:proofErr w:type="spellEnd"/>
-      <w:r>
-        <w:t>).</w:t>
+        <w:t xml:space="preserve"> Every git push to the main branch automatically triggers a new build and deploys to the live domain.</w:t>
       </w:r>
     </w:p>
     <w:p>
       <w:pPr>
         <w:numPr>
           <w:ilvl w:val="0"/>
-          <w:numId w:val="4"/>
+          <w:numId w:val="11"/>
         </w:numPr>
       </w:pPr>
       <w:r>
@@ -347,7 +437,7 @@
         <w:t>Preview:</w:t>
       </w:r>
       <w:r>
-        <w:t> Every Pull Request generates a unique preview URL (e.g., the two additional domains listed above) for safe testing.</w:t>
+        <w:t xml:space="preserve"> Every Pull Request generates a unique preview URL for safe testing before merging.</w:t>
       </w:r>
     </w:p>
     <w:p>
@@ -356,14 +446,14 @@
           <w:b/>
           <w:bCs/>
         </w:rPr>
-        <w:t>5. Environment Variables</w:t>
+        <w:t>6. Environment Variables</w:t>
       </w:r>
     </w:p>
     <w:p>
       <w:pPr>
         <w:numPr>
           <w:ilvl w:val="0"/>
-          <w:numId w:val="5"/>
+          <w:numId w:val="12"/>
         </w:numPr>
       </w:pPr>
       <w:r>
@@ -376,28 +466,17 @@
           <w:b/>
           <w:bCs/>
         </w:rPr>
-        <w:t>6. Custom Domain Configuration (Optional)</w:t>
+        <w:t>7. Custom Domain Configuration (Optional)</w:t>
       </w:r>
     </w:p>
     <w:p>
       <w:pPr>
         <w:numPr>
           <w:ilvl w:val="0"/>
-          <w:numId w:val="6"/>
+          <w:numId w:val="13"/>
         </w:numPr>
       </w:pPr>
       <w:r>
-        <w:t>To use a custom domain (e.g., aniruddhbhate.com):</w:t>
-      </w:r>
-    </w:p>
-    <w:p>
-      <w:pPr>
-        <w:numPr>
-          <w:ilvl w:val="1"/>
-          <w:numId w:val="6"/>
-        </w:numPr>
-      </w:pPr>
-      <w:r>
         <w:t xml:space="preserve">Go to </w:t>
       </w:r>
       <w:proofErr w:type="spellStart"/>
@@ -406,7 +485,7 @@
       </w:r>
       <w:proofErr w:type="spellEnd"/>
       <w:r>
-        <w:t xml:space="preserve"> Project → </w:t>
+        <w:t xml:space="preserve"> Project → </w:t>
       </w:r>
       <w:r>
         <w:rPr>
@@ -416,7 +495,7 @@
         <w:t>Settings</w:t>
       </w:r>
       <w:r>
-        <w:t> → </w:t>
+        <w:t xml:space="preserve"> → </w:t>
       </w:r>
       <w:r>
         <w:rPr>
@@ -432,12 +511,12 @@
     <w:p>
       <w:pPr>
         <w:numPr>
-          <w:ilvl w:val="1"/>
-          <w:numId w:val="6"/>
+          <w:ilvl w:val="0"/>
+          <w:numId w:val="13"/>
         </w:numPr>
       </w:pPr>
       <w:r>
-        <w:t>Add the custom domain and update the DNS records (CNAME to cname.vercel-dns.com).</w:t>
+        <w:t>Add the custom domain and update DNS records (CNAME to cname.vercel-dns.com).</w:t>
       </w:r>
     </w:p>
     <w:p>
@@ -446,18 +525,23 @@
           <w:b/>
           <w:bCs/>
         </w:rPr>
-        <w:t>7. Rollback Strategy</w:t>
+        <w:t>8. Rollback Strategy</w:t>
+      </w:r>
+    </w:p>
+    <w:p>
+      <w:r>
+        <w:t>If a bug is introduced:</w:t>
       </w:r>
     </w:p>
     <w:p>
       <w:pPr>
         <w:numPr>
           <w:ilvl w:val="0"/>
-          <w:numId w:val="7"/>
+          <w:numId w:val="14"/>
         </w:numPr>
       </w:pPr>
       <w:r>
-        <w:t>If a bug is introduced, navigate to the </w:t>
+        <w:t xml:space="preserve">Navigate to the </w:t>
       </w:r>
       <w:r>
         <w:rPr>
@@ -467,7 +551,7 @@
         <w:t>Deployments</w:t>
       </w:r>
       <w:r>
-        <w:t xml:space="preserve"> tab in </w:t>
+        <w:t xml:space="preserve"> tab in </w:t>
       </w:r>
       <w:proofErr w:type="spellStart"/>
       <w:r>
@@ -482,33 +566,32 @@
       <w:pPr>
         <w:numPr>
           <w:ilvl w:val="0"/>
-          <w:numId w:val="7"/>
+          <w:numId w:val="14"/>
         </w:numPr>
       </w:pPr>
       <w:r>
-        <w:lastRenderedPageBreak/>
-        <w:t>Click the three dots </w:t>
+        <w:t>Click the three dots (</w:t>
       </w:r>
       <w:r>
         <w:rPr>
           <w:b/>
           <w:bCs/>
         </w:rPr>
-        <w:t>(...)</w:t>
-      </w:r>
-      <w:r>
-        <w:t> on the previous successful deployment.</w:t>
+        <w:t>...</w:t>
+      </w:r>
+      <w:r>
+        <w:t>) on the previous successful deployment.</w:t>
       </w:r>
     </w:p>
     <w:p>
       <w:pPr>
         <w:numPr>
           <w:ilvl w:val="0"/>
-          <w:numId w:val="7"/>
+          <w:numId w:val="14"/>
         </w:numPr>
       </w:pPr>
       <w:r>
-        <w:t>Select </w:t>
+        <w:t xml:space="preserve">Select </w:t>
       </w:r>
       <w:r>
         <w:rPr>
@@ -518,11 +601,143 @@
         <w:t>"Promote to Production"</w:t>
       </w:r>
       <w:r>
-        <w:t> – this instantly reverts the live site to that version without a new build.</w:t>
+        <w:t xml:space="preserve"> — this instantly reverts the live site to that version without a new build.</w:t>
+      </w:r>
+    </w:p>
+    <w:p>
+      <w:r>
+        <w:rPr>
+          <w:b/>
+          <w:bCs/>
+        </w:rPr>
+        <w:t>9. Pre-Push Checklist</w:t>
+      </w:r>
+    </w:p>
+    <w:p>
+      <w:r>
+        <w:t>Before running git push:</w:t>
+      </w:r>
+    </w:p>
+    <w:p>
+      <w:pPr>
+        <w:numPr>
+          <w:ilvl w:val="0"/>
+          <w:numId w:val="15"/>
+        </w:numPr>
+      </w:pPr>
+      <w:r>
+        <w:t>Test the website locally in a browser.</w:t>
+      </w:r>
+    </w:p>
+    <w:p>
+      <w:pPr>
+        <w:numPr>
+          <w:ilvl w:val="0"/>
+          <w:numId w:val="15"/>
+        </w:numPr>
+      </w:pPr>
+      <w:r>
+        <w:t>Confirm CSS and JS paths are correct.</w:t>
+      </w:r>
+    </w:p>
+    <w:p>
+      <w:pPr>
+        <w:numPr>
+          <w:ilvl w:val="0"/>
+          <w:numId w:val="15"/>
+        </w:numPr>
+      </w:pPr>
+      <w:r>
+        <w:t>Confirm the resume PDF filename matches the link in index.html.</w:t>
+      </w:r>
+    </w:p>
+    <w:p>
+      <w:pPr>
+        <w:numPr>
+          <w:ilvl w:val="0"/>
+          <w:numId w:val="15"/>
+        </w:numPr>
+      </w:pPr>
+      <w:r>
+        <w:t>Confirm data-layout, data-theme, data-</w:t>
+      </w:r>
+      <w:proofErr w:type="spellStart"/>
+      <w:r>
+        <w:t>color</w:t>
+      </w:r>
+      <w:proofErr w:type="spellEnd"/>
+      <w:r>
+        <w:t xml:space="preserve"> defaults are correct.</w:t>
+      </w:r>
+    </w:p>
+    <w:p>
+      <w:pPr>
+        <w:numPr>
+          <w:ilvl w:val="0"/>
+          <w:numId w:val="15"/>
+        </w:numPr>
+      </w:pPr>
+      <w:r>
+        <w:t>Run Lighthouse audit (optional, but recommended).</w:t>
+      </w:r>
+    </w:p>
+    <w:p>
+      <w:r>
+        <w:rPr>
+          <w:b/>
+          <w:bCs/>
+        </w:rPr>
+        <w:t>10. Commit Message Convention</w:t>
+      </w:r>
+    </w:p>
+    <w:p>
+      <w:pPr>
+        <w:numPr>
+          <w:ilvl w:val="0"/>
+          <w:numId w:val="16"/>
+        </w:numPr>
+      </w:pPr>
+      <w:r>
+        <w:t>feat: — new feature (e.g., feat: add colour dialog with 20 options)</w:t>
+      </w:r>
+    </w:p>
+    <w:p>
+      <w:pPr>
+        <w:numPr>
+          <w:ilvl w:val="0"/>
+          <w:numId w:val="16"/>
+        </w:numPr>
+      </w:pPr>
+      <w:r>
+        <w:t>fix: — bug fix (e.g., fix: colour persists after reload)</w:t>
+      </w:r>
+    </w:p>
+    <w:p>
+      <w:pPr>
+        <w:numPr>
+          <w:ilvl w:val="0"/>
+          <w:numId w:val="16"/>
+        </w:numPr>
+      </w:pPr>
+      <w:r>
+        <w:t>docs: — documentation (e.g., docs: update coding_info_2)</w:t>
+      </w:r>
+    </w:p>
+    <w:p>
+      <w:pPr>
+        <w:numPr>
+          <w:ilvl w:val="0"/>
+          <w:numId w:val="16"/>
+        </w:numPr>
+      </w:pPr>
+      <w:r>
+        <w:lastRenderedPageBreak/>
+        <w:t>style: — CSS/formatting only (e.g., style: refine dialog spacing)</w:t>
       </w:r>
     </w:p>
     <w:p/>
     <w:sectPr>
+      <w:footerReference w:type="default" r:id="rId8"/>
       <w:pgSz w:w="11906" w:h="16838"/>
       <w:pgMar w:top="1440" w:right="1440" w:bottom="1440" w:left="1440" w:header="708" w:footer="708" w:gutter="0"/>
       <w:cols w:space="708"/>
@@ -532,9 +747,675 @@
 </w:document>
 </file>
 
+<file path=word/endnotes.xml><?xml version="1.0" encoding="utf-8"?>
+<w:endnotes xmlns:wpc="http://schemas.microsoft.com/office/word/2010/wordprocessingCanvas" xmlns:cx="http://schemas.microsoft.com/office/drawing/2014/chartex" xmlns:cx1="http://schemas.microsoft.com/office/drawing/2015/9/8/chartex" xmlns:cx2="http://schemas.microsoft.com/office/drawing/2015/10/21/chartex" xmlns:cx3="http://schemas.microsoft.com/office/drawing/2016/5/9/chartex" xmlns:cx4="http://schemas.microsoft.com/office/drawing/2016/5/10/chartex" xmlns:cx5="http://schemas.microsoft.com/office/drawing/2016/5/11/chartex" xmlns:cx6="http://schemas.microsoft.com/office/drawing/2016/5/12/chartex" xmlns:cx7="http://schemas.microsoft.com/office/drawing/2016/5/13/chartex" xmlns:cx8="http://schemas.microsoft.com/office/drawing/2016/5/14/chartex" xmlns:mc="http://schemas.openxmlformats.org/markup-compatibility/2006" xmlns:aink="http://schemas.microsoft.com/office/drawing/2016/ink" xmlns:am3d="http://schemas.microsoft.com/office/drawing/2017/model3d" xmlns:o="urn:schemas-microsoft-com:office:office" xmlns:oel="http://schemas.microsoft.com/office/2019/extlst" xmlns:r="http://schemas.openxmlformats.org/officeDocument/2006/relationships" xmlns:m="http://schemas.openxmlformats.org/officeDocument/2006/math" xmlns:v="urn:schemas-microsoft-com:vml" xmlns:wp14="http://schemas.microsoft.com/office/word/2010/wordprocessingDrawing" xmlns:wp="http://schemas.openxmlformats.org/drawingml/2006/wordprocessingDrawing" xmlns:w10="urn:schemas-microsoft-com:office:word" xmlns:w="http://schemas.openxmlformats.org/wordprocessingml/2006/main" xmlns:w14="http://schemas.microsoft.com/office/word/2010/wordml" xmlns:w15="http://schemas.microsoft.com/office/word/2012/wordml" xmlns:w16cex="http://schemas.microsoft.com/office/word/2018/wordml/cex" xmlns:w16cid="http://schemas.microsoft.com/office/word/2016/wordml/cid" xmlns:w16="http://schemas.microsoft.com/office/word/2018/wordml" xmlns:w16du="http://schemas.microsoft.com/office/word/2023/wordml/word16du" xmlns:w16sdtdh="http://schemas.microsoft.com/office/word/2020/wordml/sdtdatahash" xmlns:w16sdtfl="http://schemas.microsoft.com/office/word/2024/wordml/sdtformatlock" xmlns:w16se="http://schemas.microsoft.com/office/word/2015/wordml/symex" xmlns:wpg="http://schemas.microsoft.com/office/word/2010/wordprocessingGroup" xmlns:wpi="http://schemas.microsoft.com/office/word/2010/wordprocessingInk" xmlns:wne="http://schemas.microsoft.com/office/word/2006/wordml" xmlns:wps="http://schemas.microsoft.com/office/word/2010/wordprocessingShape" mc:Ignorable="w14 w15 w16se w16cid w16 w16cex w16sdtdh w16sdtfl w16du wp14">
+  <w:endnote w:type="separator" w:id="-1">
+    <w:p>
+      <w:pPr>
+        <w:spacing w:after="0" w:line="240" w:lineRule="auto"/>
+      </w:pPr>
+      <w:r>
+        <w:separator/>
+      </w:r>
+    </w:p>
+  </w:endnote>
+  <w:endnote w:type="continuationSeparator" w:id="0">
+    <w:p>
+      <w:pPr>
+        <w:spacing w:after="0" w:line="240" w:lineRule="auto"/>
+      </w:pPr>
+      <w:r>
+        <w:continuationSeparator/>
+      </w:r>
+    </w:p>
+  </w:endnote>
+</w:endnotes>
+</file>
+
+<file path=word/footer1.xml><?xml version="1.0" encoding="utf-8"?>
+<w:ftr xmlns:wpc="http://schemas.microsoft.com/office/word/2010/wordprocessingCanvas" xmlns:cx="http://schemas.microsoft.com/office/drawing/2014/chartex" xmlns:cx1="http://schemas.microsoft.com/office/drawing/2015/9/8/chartex" xmlns:cx2="http://schemas.microsoft.com/office/drawing/2015/10/21/chartex" xmlns:cx3="http://schemas.microsoft.com/office/drawing/2016/5/9/chartex" xmlns:cx4="http://schemas.microsoft.com/office/drawing/2016/5/10/chartex" xmlns:cx5="http://schemas.microsoft.com/office/drawing/2016/5/11/chartex" xmlns:cx6="http://schemas.microsoft.com/office/drawing/2016/5/12/chartex" xmlns:cx7="http://schemas.microsoft.com/office/drawing/2016/5/13/chartex" xmlns:cx8="http://schemas.microsoft.com/office/drawing/2016/5/14/chartex" xmlns:mc="http://schemas.openxmlformats.org/markup-compatibility/2006" xmlns:aink="http://schemas.microsoft.com/office/drawing/2016/ink" xmlns:am3d="http://schemas.microsoft.com/office/drawing/2017/model3d" xmlns:o="urn:schemas-microsoft-com:office:office" xmlns:oel="http://schemas.microsoft.com/office/2019/extlst" xmlns:r="http://schemas.openxmlformats.org/officeDocument/2006/relationships" xmlns:m="http://schemas.openxmlformats.org/officeDocument/2006/math" xmlns:v="urn:schemas-microsoft-com:vml" xmlns:wp14="http://schemas.microsoft.com/office/word/2010/wordprocessingDrawing" xmlns:wp="http://schemas.openxmlformats.org/drawingml/2006/wordprocessingDrawing" xmlns:w10="urn:schemas-microsoft-com:office:word" xmlns:w="http://schemas.openxmlformats.org/wordprocessingml/2006/main" xmlns:w14="http://schemas.microsoft.com/office/word/2010/wordml" xmlns:w15="http://schemas.microsoft.com/office/word/2012/wordml" xmlns:w16cex="http://schemas.microsoft.com/office/word/2018/wordml/cex" xmlns:w16cid="http://schemas.microsoft.com/office/word/2016/wordml/cid" xmlns:w16="http://schemas.microsoft.com/office/word/2018/wordml" xmlns:w16du="http://schemas.microsoft.com/office/word/2023/wordml/word16du" xmlns:w16sdtdh="http://schemas.microsoft.com/office/word/2020/wordml/sdtdatahash" xmlns:w16sdtfl="http://schemas.microsoft.com/office/word/2024/wordml/sdtformatlock" xmlns:w16se="http://schemas.microsoft.com/office/word/2015/wordml/symex" xmlns:wpg="http://schemas.microsoft.com/office/word/2010/wordprocessingGroup" xmlns:wpi="http://schemas.microsoft.com/office/word/2010/wordprocessingInk" xmlns:wne="http://schemas.microsoft.com/office/word/2006/wordml" xmlns:wps="http://schemas.microsoft.com/office/word/2010/wordprocessingShape" mc:Ignorable="w14 w15 w16se w16cid w16 w16cex w16sdtdh w16sdtfl w16du wp14">
+  <w:p>
+    <w:pPr>
+      <w:pStyle w:val="Footer"/>
+      <w:jc w:val="right"/>
+    </w:pPr>
+    <w:r>
+      <w:t xml:space="preserve">PAGE: </w:t>
+    </w:r>
+    <w:sdt>
+      <w:sdtPr>
+        <w:id w:val="-1014073082"/>
+        <w:docPartObj>
+          <w:docPartGallery w:val="Page Numbers (Bottom of Page)"/>
+          <w:docPartUnique/>
+        </w:docPartObj>
+      </w:sdtPr>
+      <w:sdtEndPr>
+        <w:rPr>
+          <w:noProof/>
+        </w:rPr>
+      </w:sdtEndPr>
+      <w:sdtContent>
+        <w:r>
+          <w:fldChar w:fldCharType="begin"/>
+        </w:r>
+        <w:r>
+          <w:instrText xml:space="preserve"> PAGE   \* MERGEFORMAT </w:instrText>
+        </w:r>
+        <w:r>
+          <w:fldChar w:fldCharType="separate"/>
+        </w:r>
+        <w:r>
+          <w:rPr>
+            <w:noProof/>
+          </w:rPr>
+          <w:t>2</w:t>
+        </w:r>
+        <w:r>
+          <w:rPr>
+            <w:noProof/>
+          </w:rPr>
+          <w:fldChar w:fldCharType="end"/>
+        </w:r>
+      </w:sdtContent>
+    </w:sdt>
+  </w:p>
+  <w:p>
+    <w:pPr>
+      <w:pStyle w:val="Footer"/>
+    </w:pPr>
+  </w:p>
+</w:ftr>
+</file>
+
+<file path=word/footnotes.xml><?xml version="1.0" encoding="utf-8"?>
+<w:footnotes xmlns:wpc="http://schemas.microsoft.com/office/word/2010/wordprocessingCanvas" xmlns:cx="http://schemas.microsoft.com/office/drawing/2014/chartex" xmlns:cx1="http://schemas.microsoft.com/office/drawing/2015/9/8/chartex" xmlns:cx2="http://schemas.microsoft.com/office/drawing/2015/10/21/chartex" xmlns:cx3="http://schemas.microsoft.com/office/drawing/2016/5/9/chartex" xmlns:cx4="http://schemas.microsoft.com/office/drawing/2016/5/10/chartex" xmlns:cx5="http://schemas.microsoft.com/office/drawing/2016/5/11/chartex" xmlns:cx6="http://schemas.microsoft.com/office/drawing/2016/5/12/chartex" xmlns:cx7="http://schemas.microsoft.com/office/drawing/2016/5/13/chartex" xmlns:cx8="http://schemas.microsoft.com/office/drawing/2016/5/14/chartex" xmlns:mc="http://schemas.openxmlformats.org/markup-compatibility/2006" xmlns:aink="http://schemas.microsoft.com/office/drawing/2016/ink" xmlns:am3d="http://schemas.microsoft.com/office/drawing/2017/model3d" xmlns:o="urn:schemas-microsoft-com:office:office" xmlns:oel="http://schemas.microsoft.com/office/2019/extlst" xmlns:r="http://schemas.openxmlformats.org/officeDocument/2006/relationships" xmlns:m="http://schemas.openxmlformats.org/officeDocument/2006/math" xmlns:v="urn:schemas-microsoft-com:vml" xmlns:wp14="http://schemas.microsoft.com/office/word/2010/wordprocessingDrawing" xmlns:wp="http://schemas.openxmlformats.org/drawingml/2006/wordprocessingDrawing" xmlns:w10="urn:schemas-microsoft-com:office:word" xmlns:w="http://schemas.openxmlformats.org/wordprocessingml/2006/main" xmlns:w14="http://schemas.microsoft.com/office/word/2010/wordml" xmlns:w15="http://schemas.microsoft.com/office/word/2012/wordml" xmlns:w16cex="http://schemas.microsoft.com/office/word/2018/wordml/cex" xmlns:w16cid="http://schemas.microsoft.com/office/word/2016/wordml/cid" xmlns:w16="http://schemas.microsoft.com/office/word/2018/wordml" xmlns:w16du="http://schemas.microsoft.com/office/word/2023/wordml/word16du" xmlns:w16sdtdh="http://schemas.microsoft.com/office/word/2020/wordml/sdtdatahash" xmlns:w16sdtfl="http://schemas.microsoft.com/office/word/2024/wordml/sdtformatlock" xmlns:w16se="http://schemas.microsoft.com/office/word/2015/wordml/symex" xmlns:wpg="http://schemas.microsoft.com/office/word/2010/wordprocessingGroup" xmlns:wpi="http://schemas.microsoft.com/office/word/2010/wordprocessingInk" xmlns:wne="http://schemas.microsoft.com/office/word/2006/wordml" xmlns:wps="http://schemas.microsoft.com/office/word/2010/wordprocessingShape" mc:Ignorable="w14 w15 w16se w16cid w16 w16cex w16sdtdh w16sdtfl w16du wp14">
+  <w:footnote w:type="separator" w:id="-1">
+    <w:p>
+      <w:pPr>
+        <w:spacing w:after="0" w:line="240" w:lineRule="auto"/>
+      </w:pPr>
+      <w:r>
+        <w:separator/>
+      </w:r>
+    </w:p>
+  </w:footnote>
+  <w:footnote w:type="continuationSeparator" w:id="0">
+    <w:p>
+      <w:pPr>
+        <w:spacing w:after="0" w:line="240" w:lineRule="auto"/>
+      </w:pPr>
+      <w:r>
+        <w:continuationSeparator/>
+      </w:r>
+    </w:p>
+  </w:footnote>
+</w:footnotes>
+</file>
+
 <file path=word/numbering.xml><?xml version="1.0" encoding="utf-8"?>
-<w:numbering xmlns:wpc="http://schemas.microsoft.com/office/word/2010/wordprocessingCanvas" xmlns:cx="http://schemas.microsoft.com/office/drawing/2014/chartex" xmlns:cx1="http://schemas.microsoft.com/office/drawing/2015/9/8/chartex" xmlns:cx2="http://schemas.microsoft.com/office/drawing/2015/10/21/chartex" xmlns:cx3="http://schemas.microsoft.com/office/drawing/2016/5/9/chartex" xmlns:cx4="http://schemas.microsoft.com/office/drawing/2016/5/10/chartex" xmlns:cx5="http://schemas.microsoft.com/office/drawing/2016/5/11/chartex" xmlns:cx6="http://schemas.microsoft.com/office/drawing/2016/5/12/chartex" xmlns:cx7="http://schemas.microsoft.com/office/drawing/2016/5/13/chartex" xmlns:cx8="http://schemas.microsoft.com/office/drawing/2016/5/14/chartex" xmlns:mc="http://schemas.openxmlformats.org/markup-compatibility/2006" xmlns:aink="http://schemas.microsoft.com/office/drawing/2016/ink" xmlns:am3d="http://schemas.microsoft.com/office/drawing/2017/model3d" xmlns:o="urn:schemas-microsoft-com:office:office" xmlns:oel="http://schemas.microsoft.com/office/2019/extlst" xmlns:r="http://schemas.openxmlformats.org/officeDocument/2006/relationships" xmlns:m="http://schemas.openxmlformats.org/officeDocument/2006/math" xmlns:v="urn:schemas-microsoft-com:vml" xmlns:wp14="http://schemas.microsoft.com/office/word/2010/wordprocessingDrawing" xmlns:wp="http://schemas.openxmlformats.org/drawingml/2006/wordprocessingDrawing" xmlns:w10="urn:schemas-microsoft-com:office:word" xmlns:w="http://schemas.openxmlformats.org/wordprocessingml/2006/main" xmlns:w14="http://schemas.microsoft.com/office/word/2010/wordml" xmlns:w15="http://schemas.microsoft.com/office/word/2012/wordml" xmlns:w16cei="http://schemas.microsoft.com/office/word/2026/wordml/cei" xmlns:w16cex="http://schemas.microsoft.com/office/word/2018/wordml/cex" xmlns:w16cid="http://schemas.microsoft.com/office/word/2016/wordml/cid" xmlns:w16="http://schemas.microsoft.com/office/word/2018/wordml" xmlns:w16du="http://schemas.microsoft.com/office/word/2023/wordml/word16du" xmlns:w16sdtdh="http://schemas.microsoft.com/office/word/2020/wordml/sdtdatahash" xmlns:w16sdtfl="http://schemas.microsoft.com/office/word/2024/wordml/sdtformatlock" xmlns:w16se="http://schemas.microsoft.com/office/word/2015/wordml/symex" xmlns:wpg="http://schemas.microsoft.com/office/word/2010/wordprocessingGroup" xmlns:wpi="http://schemas.microsoft.com/office/word/2010/wordprocessingInk" xmlns:wne="http://schemas.microsoft.com/office/word/2006/wordml" xmlns:wps="http://schemas.microsoft.com/office/word/2010/wordprocessingShape" mc:Ignorable="w14 w15 w16se w16cid w16 w16cex w16sdtdh w16sdtfl w16du wp14">
+<w:numbering xmlns:wpc="http://schemas.microsoft.com/office/word/2010/wordprocessingCanvas" xmlns:cx="http://schemas.microsoft.com/office/drawing/2014/chartex" xmlns:cx1="http://schemas.microsoft.com/office/drawing/2015/9/8/chartex" xmlns:cx2="http://schemas.microsoft.com/office/drawing/2015/10/21/chartex" xmlns:cx3="http://schemas.microsoft.com/office/drawing/2016/5/9/chartex" xmlns:cx4="http://schemas.microsoft.com/office/drawing/2016/5/10/chartex" xmlns:cx5="http://schemas.microsoft.com/office/drawing/2016/5/11/chartex" xmlns:cx6="http://schemas.microsoft.com/office/drawing/2016/5/12/chartex" xmlns:cx7="http://schemas.microsoft.com/office/drawing/2016/5/13/chartex" xmlns:cx8="http://schemas.microsoft.com/office/drawing/2016/5/14/chartex" xmlns:mc="http://schemas.openxmlformats.org/markup-compatibility/2006" xmlns:aink="http://schemas.microsoft.com/office/drawing/2016/ink" xmlns:am3d="http://schemas.microsoft.com/office/drawing/2017/model3d" xmlns:o="urn:schemas-microsoft-com:office:office" xmlns:oel="http://schemas.microsoft.com/office/2019/extlst" xmlns:r="http://schemas.openxmlformats.org/officeDocument/2006/relationships" xmlns:m="http://schemas.openxmlformats.org/officeDocument/2006/math" xmlns:v="urn:schemas-microsoft-com:vml" xmlns:wp14="http://schemas.microsoft.com/office/word/2010/wordprocessingDrawing" xmlns:wp="http://schemas.openxmlformats.org/drawingml/2006/wordprocessingDrawing" xmlns:w10="urn:schemas-microsoft-com:office:word" xmlns:w="http://schemas.openxmlformats.org/wordprocessingml/2006/main" xmlns:w14="http://schemas.microsoft.com/office/word/2010/wordml" xmlns:w15="http://schemas.microsoft.com/office/word/2012/wordml" xmlns:w16cex="http://schemas.microsoft.com/office/word/2018/wordml/cex" xmlns:w16cid="http://schemas.microsoft.com/office/word/2016/wordml/cid" xmlns:w16="http://schemas.microsoft.com/office/word/2018/wordml" xmlns:w16du="http://schemas.microsoft.com/office/word/2023/wordml/word16du" xmlns:w16sdtdh="http://schemas.microsoft.com/office/word/2020/wordml/sdtdatahash" xmlns:w16sdtfl="http://schemas.microsoft.com/office/word/2024/wordml/sdtformatlock" xmlns:w16se="http://schemas.microsoft.com/office/word/2015/wordml/symex" xmlns:wpg="http://schemas.microsoft.com/office/word/2010/wordprocessingGroup" xmlns:wpi="http://schemas.microsoft.com/office/word/2010/wordprocessingInk" xmlns:wne="http://schemas.microsoft.com/office/word/2006/wordml" xmlns:wps="http://schemas.microsoft.com/office/word/2010/wordprocessingShape" mc:Ignorable="w14 w15 w16se w16cid w16 w16cex w16sdtdh w16sdtfl w16du wp14">
   <w:abstractNum w:abstractNumId="0" w15:restartNumberingAfterBreak="0">
+    <w:nsid w:val="017472D5"/>
+    <w:multiLevelType w:val="multilevel"/>
+    <w:tmpl w:val="6A2C7BD8"/>
+    <w:lvl w:ilvl="0">
+      <w:start w:val="1"/>
+      <w:numFmt w:val="bullet"/>
+      <w:lvlText w:val=""/>
+      <w:lvlJc w:val="left"/>
+      <w:pPr>
+        <w:tabs>
+          <w:tab w:val="num" w:pos="720"/>
+        </w:tabs>
+        <w:ind w:left="720" w:hanging="360"/>
+      </w:pPr>
+      <w:rPr>
+        <w:rFonts w:ascii="Symbol" w:hAnsi="Symbol" w:hint="default"/>
+        <w:sz w:val="20"/>
+      </w:rPr>
+    </w:lvl>
+    <w:lvl w:ilvl="1" w:tentative="1">
+      <w:start w:val="1"/>
+      <w:numFmt w:val="bullet"/>
+      <w:lvlText w:val="o"/>
+      <w:lvlJc w:val="left"/>
+      <w:pPr>
+        <w:tabs>
+          <w:tab w:val="num" w:pos="1440"/>
+        </w:tabs>
+        <w:ind w:left="1440" w:hanging="360"/>
+      </w:pPr>
+      <w:rPr>
+        <w:rFonts w:ascii="Courier New" w:hAnsi="Courier New" w:hint="default"/>
+        <w:sz w:val="20"/>
+      </w:rPr>
+    </w:lvl>
+    <w:lvl w:ilvl="2" w:tentative="1">
+      <w:start w:val="1"/>
+      <w:numFmt w:val="bullet"/>
+      <w:lvlText w:val=""/>
+      <w:lvlJc w:val="left"/>
+      <w:pPr>
+        <w:tabs>
+          <w:tab w:val="num" w:pos="2160"/>
+        </w:tabs>
+        <w:ind w:left="2160" w:hanging="360"/>
+      </w:pPr>
+      <w:rPr>
+        <w:rFonts w:ascii="Wingdings" w:hAnsi="Wingdings" w:hint="default"/>
+        <w:sz w:val="20"/>
+      </w:rPr>
+    </w:lvl>
+    <w:lvl w:ilvl="3" w:tentative="1">
+      <w:start w:val="1"/>
+      <w:numFmt w:val="bullet"/>
+      <w:lvlText w:val=""/>
+      <w:lvlJc w:val="left"/>
+      <w:pPr>
+        <w:tabs>
+          <w:tab w:val="num" w:pos="2880"/>
+        </w:tabs>
+        <w:ind w:left="2880" w:hanging="360"/>
+      </w:pPr>
+      <w:rPr>
+        <w:rFonts w:ascii="Wingdings" w:hAnsi="Wingdings" w:hint="default"/>
+        <w:sz w:val="20"/>
+      </w:rPr>
+    </w:lvl>
+    <w:lvl w:ilvl="4" w:tentative="1">
+      <w:start w:val="1"/>
+      <w:numFmt w:val="bullet"/>
+      <w:lvlText w:val=""/>
+      <w:lvlJc w:val="left"/>
+      <w:pPr>
+        <w:tabs>
+          <w:tab w:val="num" w:pos="3600"/>
+        </w:tabs>
+        <w:ind w:left="3600" w:hanging="360"/>
+      </w:pPr>
+      <w:rPr>
+        <w:rFonts w:ascii="Wingdings" w:hAnsi="Wingdings" w:hint="default"/>
+        <w:sz w:val="20"/>
+      </w:rPr>
+    </w:lvl>
+    <w:lvl w:ilvl="5" w:tentative="1">
+      <w:start w:val="1"/>
+      <w:numFmt w:val="bullet"/>
+      <w:lvlText w:val=""/>
+      <w:lvlJc w:val="left"/>
+      <w:pPr>
+        <w:tabs>
+          <w:tab w:val="num" w:pos="4320"/>
+        </w:tabs>
+        <w:ind w:left="4320" w:hanging="360"/>
+      </w:pPr>
+      <w:rPr>
+        <w:rFonts w:ascii="Wingdings" w:hAnsi="Wingdings" w:hint="default"/>
+        <w:sz w:val="20"/>
+      </w:rPr>
+    </w:lvl>
+    <w:lvl w:ilvl="6" w:tentative="1">
+      <w:start w:val="1"/>
+      <w:numFmt w:val="bullet"/>
+      <w:lvlText w:val=""/>
+      <w:lvlJc w:val="left"/>
+      <w:pPr>
+        <w:tabs>
+          <w:tab w:val="num" w:pos="5040"/>
+        </w:tabs>
+        <w:ind w:left="5040" w:hanging="360"/>
+      </w:pPr>
+      <w:rPr>
+        <w:rFonts w:ascii="Wingdings" w:hAnsi="Wingdings" w:hint="default"/>
+        <w:sz w:val="20"/>
+      </w:rPr>
+    </w:lvl>
+    <w:lvl w:ilvl="7" w:tentative="1">
+      <w:start w:val="1"/>
+      <w:numFmt w:val="bullet"/>
+      <w:lvlText w:val=""/>
+      <w:lvlJc w:val="left"/>
+      <w:pPr>
+        <w:tabs>
+          <w:tab w:val="num" w:pos="5760"/>
+        </w:tabs>
+        <w:ind w:left="5760" w:hanging="360"/>
+      </w:pPr>
+      <w:rPr>
+        <w:rFonts w:ascii="Wingdings" w:hAnsi="Wingdings" w:hint="default"/>
+        <w:sz w:val="20"/>
+      </w:rPr>
+    </w:lvl>
+    <w:lvl w:ilvl="8" w:tentative="1">
+      <w:start w:val="1"/>
+      <w:numFmt w:val="bullet"/>
+      <w:lvlText w:val=""/>
+      <w:lvlJc w:val="left"/>
+      <w:pPr>
+        <w:tabs>
+          <w:tab w:val="num" w:pos="6480"/>
+        </w:tabs>
+        <w:ind w:left="6480" w:hanging="360"/>
+      </w:pPr>
+      <w:rPr>
+        <w:rFonts w:ascii="Wingdings" w:hAnsi="Wingdings" w:hint="default"/>
+        <w:sz w:val="20"/>
+      </w:rPr>
+    </w:lvl>
+  </w:abstractNum>
+  <w:abstractNum w:abstractNumId="1" w15:restartNumberingAfterBreak="0">
+    <w:nsid w:val="06F10B87"/>
+    <w:multiLevelType w:val="multilevel"/>
+    <w:tmpl w:val="B94E76A6"/>
+    <w:lvl w:ilvl="0">
+      <w:start w:val="1"/>
+      <w:numFmt w:val="decimal"/>
+      <w:lvlText w:val="%1."/>
+      <w:lvlJc w:val="left"/>
+      <w:pPr>
+        <w:tabs>
+          <w:tab w:val="num" w:pos="720"/>
+        </w:tabs>
+        <w:ind w:left="720" w:hanging="360"/>
+      </w:pPr>
+    </w:lvl>
+    <w:lvl w:ilvl="1" w:tentative="1">
+      <w:start w:val="1"/>
+      <w:numFmt w:val="decimal"/>
+      <w:lvlText w:val="%2."/>
+      <w:lvlJc w:val="left"/>
+      <w:pPr>
+        <w:tabs>
+          <w:tab w:val="num" w:pos="1440"/>
+        </w:tabs>
+        <w:ind w:left="1440" w:hanging="360"/>
+      </w:pPr>
+    </w:lvl>
+    <w:lvl w:ilvl="2" w:tentative="1">
+      <w:start w:val="1"/>
+      <w:numFmt w:val="decimal"/>
+      <w:lvlText w:val="%3."/>
+      <w:lvlJc w:val="left"/>
+      <w:pPr>
+        <w:tabs>
+          <w:tab w:val="num" w:pos="2160"/>
+        </w:tabs>
+        <w:ind w:left="2160" w:hanging="360"/>
+      </w:pPr>
+    </w:lvl>
+    <w:lvl w:ilvl="3" w:tentative="1">
+      <w:start w:val="1"/>
+      <w:numFmt w:val="decimal"/>
+      <w:lvlText w:val="%4."/>
+      <w:lvlJc w:val="left"/>
+      <w:pPr>
+        <w:tabs>
+          <w:tab w:val="num" w:pos="2880"/>
+        </w:tabs>
+        <w:ind w:left="2880" w:hanging="360"/>
+      </w:pPr>
+    </w:lvl>
+    <w:lvl w:ilvl="4" w:tentative="1">
+      <w:start w:val="1"/>
+      <w:numFmt w:val="decimal"/>
+      <w:lvlText w:val="%5."/>
+      <w:lvlJc w:val="left"/>
+      <w:pPr>
+        <w:tabs>
+          <w:tab w:val="num" w:pos="3600"/>
+        </w:tabs>
+        <w:ind w:left="3600" w:hanging="360"/>
+      </w:pPr>
+    </w:lvl>
+    <w:lvl w:ilvl="5" w:tentative="1">
+      <w:start w:val="1"/>
+      <w:numFmt w:val="decimal"/>
+      <w:lvlText w:val="%6."/>
+      <w:lvlJc w:val="left"/>
+      <w:pPr>
+        <w:tabs>
+          <w:tab w:val="num" w:pos="4320"/>
+        </w:tabs>
+        <w:ind w:left="4320" w:hanging="360"/>
+      </w:pPr>
+    </w:lvl>
+    <w:lvl w:ilvl="6" w:tentative="1">
+      <w:start w:val="1"/>
+      <w:numFmt w:val="decimal"/>
+      <w:lvlText w:val="%7."/>
+      <w:lvlJc w:val="left"/>
+      <w:pPr>
+        <w:tabs>
+          <w:tab w:val="num" w:pos="5040"/>
+        </w:tabs>
+        <w:ind w:left="5040" w:hanging="360"/>
+      </w:pPr>
+    </w:lvl>
+    <w:lvl w:ilvl="7" w:tentative="1">
+      <w:start w:val="1"/>
+      <w:numFmt w:val="decimal"/>
+      <w:lvlText w:val="%8."/>
+      <w:lvlJc w:val="left"/>
+      <w:pPr>
+        <w:tabs>
+          <w:tab w:val="num" w:pos="5760"/>
+        </w:tabs>
+        <w:ind w:left="5760" w:hanging="360"/>
+      </w:pPr>
+    </w:lvl>
+    <w:lvl w:ilvl="8" w:tentative="1">
+      <w:start w:val="1"/>
+      <w:numFmt w:val="decimal"/>
+      <w:lvlText w:val="%9."/>
+      <w:lvlJc w:val="left"/>
+      <w:pPr>
+        <w:tabs>
+          <w:tab w:val="num" w:pos="6480"/>
+        </w:tabs>
+        <w:ind w:left="6480" w:hanging="360"/>
+      </w:pPr>
+    </w:lvl>
+  </w:abstractNum>
+  <w:abstractNum w:abstractNumId="2" w15:restartNumberingAfterBreak="0">
+    <w:nsid w:val="08F83A19"/>
+    <w:multiLevelType w:val="multilevel"/>
+    <w:tmpl w:val="2DC6778A"/>
+    <w:lvl w:ilvl="0">
+      <w:start w:val="1"/>
+      <w:numFmt w:val="bullet"/>
+      <w:lvlText w:val=""/>
+      <w:lvlJc w:val="left"/>
+      <w:pPr>
+        <w:tabs>
+          <w:tab w:val="num" w:pos="720"/>
+        </w:tabs>
+        <w:ind w:left="720" w:hanging="360"/>
+      </w:pPr>
+      <w:rPr>
+        <w:rFonts w:ascii="Symbol" w:hAnsi="Symbol" w:hint="default"/>
+        <w:sz w:val="20"/>
+      </w:rPr>
+    </w:lvl>
+    <w:lvl w:ilvl="1">
+      <w:start w:val="1"/>
+      <w:numFmt w:val="bullet"/>
+      <w:lvlText w:val="o"/>
+      <w:lvlJc w:val="left"/>
+      <w:pPr>
+        <w:tabs>
+          <w:tab w:val="num" w:pos="1440"/>
+        </w:tabs>
+        <w:ind w:left="1440" w:hanging="360"/>
+      </w:pPr>
+      <w:rPr>
+        <w:rFonts w:ascii="Courier New" w:hAnsi="Courier New" w:hint="default"/>
+        <w:sz w:val="20"/>
+      </w:rPr>
+    </w:lvl>
+    <w:lvl w:ilvl="2" w:tentative="1">
+      <w:start w:val="1"/>
+      <w:numFmt w:val="bullet"/>
+      <w:lvlText w:val=""/>
+      <w:lvlJc w:val="left"/>
+      <w:pPr>
+        <w:tabs>
+          <w:tab w:val="num" w:pos="2160"/>
+        </w:tabs>
+        <w:ind w:left="2160" w:hanging="360"/>
+      </w:pPr>
+      <w:rPr>
+        <w:rFonts w:ascii="Wingdings" w:hAnsi="Wingdings" w:hint="default"/>
+        <w:sz w:val="20"/>
+      </w:rPr>
+    </w:lvl>
+    <w:lvl w:ilvl="3" w:tentative="1">
+      <w:start w:val="1"/>
+      <w:numFmt w:val="bullet"/>
+      <w:lvlText w:val=""/>
+      <w:lvlJc w:val="left"/>
+      <w:pPr>
+        <w:tabs>
+          <w:tab w:val="num" w:pos="2880"/>
+        </w:tabs>
+        <w:ind w:left="2880" w:hanging="360"/>
+      </w:pPr>
+      <w:rPr>
+        <w:rFonts w:ascii="Wingdings" w:hAnsi="Wingdings" w:hint="default"/>
+        <w:sz w:val="20"/>
+      </w:rPr>
+    </w:lvl>
+    <w:lvl w:ilvl="4" w:tentative="1">
+      <w:start w:val="1"/>
+      <w:numFmt w:val="bullet"/>
+      <w:lvlText w:val=""/>
+      <w:lvlJc w:val="left"/>
+      <w:pPr>
+        <w:tabs>
+          <w:tab w:val="num" w:pos="3600"/>
+        </w:tabs>
+        <w:ind w:left="3600" w:hanging="360"/>
+      </w:pPr>
+      <w:rPr>
+        <w:rFonts w:ascii="Wingdings" w:hAnsi="Wingdings" w:hint="default"/>
+        <w:sz w:val="20"/>
+      </w:rPr>
+    </w:lvl>
+    <w:lvl w:ilvl="5" w:tentative="1">
+      <w:start w:val="1"/>
+      <w:numFmt w:val="bullet"/>
+      <w:lvlText w:val=""/>
+      <w:lvlJc w:val="left"/>
+      <w:pPr>
+        <w:tabs>
+          <w:tab w:val="num" w:pos="4320"/>
+        </w:tabs>
+        <w:ind w:left="4320" w:hanging="360"/>
+      </w:pPr>
+      <w:rPr>
+        <w:rFonts w:ascii="Wingdings" w:hAnsi="Wingdings" w:hint="default"/>
+        <w:sz w:val="20"/>
+      </w:rPr>
+    </w:lvl>
+    <w:lvl w:ilvl="6" w:tentative="1">
+      <w:start w:val="1"/>
+      <w:numFmt w:val="bullet"/>
+      <w:lvlText w:val=""/>
+      <w:lvlJc w:val="left"/>
+      <w:pPr>
+        <w:tabs>
+          <w:tab w:val="num" w:pos="5040"/>
+        </w:tabs>
+        <w:ind w:left="5040" w:hanging="360"/>
+      </w:pPr>
+      <w:rPr>
+        <w:rFonts w:ascii="Wingdings" w:hAnsi="Wingdings" w:hint="default"/>
+        <w:sz w:val="20"/>
+      </w:rPr>
+    </w:lvl>
+    <w:lvl w:ilvl="7" w:tentative="1">
+      <w:start w:val="1"/>
+      <w:numFmt w:val="bullet"/>
+      <w:lvlText w:val=""/>
+      <w:lvlJc w:val="left"/>
+      <w:pPr>
+        <w:tabs>
+          <w:tab w:val="num" w:pos="5760"/>
+        </w:tabs>
+        <w:ind w:left="5760" w:hanging="360"/>
+      </w:pPr>
+      <w:rPr>
+        <w:rFonts w:ascii="Wingdings" w:hAnsi="Wingdings" w:hint="default"/>
+        <w:sz w:val="20"/>
+      </w:rPr>
+    </w:lvl>
+    <w:lvl w:ilvl="8" w:tentative="1">
+      <w:start w:val="1"/>
+      <w:numFmt w:val="bullet"/>
+      <w:lvlText w:val=""/>
+      <w:lvlJc w:val="left"/>
+      <w:pPr>
+        <w:tabs>
+          <w:tab w:val="num" w:pos="6480"/>
+        </w:tabs>
+        <w:ind w:left="6480" w:hanging="360"/>
+      </w:pPr>
+      <w:rPr>
+        <w:rFonts w:ascii="Wingdings" w:hAnsi="Wingdings" w:hint="default"/>
+        <w:sz w:val="20"/>
+      </w:rPr>
+    </w:lvl>
+  </w:abstractNum>
+  <w:abstractNum w:abstractNumId="3" w15:restartNumberingAfterBreak="0">
+    <w:nsid w:val="16A2081F"/>
+    <w:multiLevelType w:val="multilevel"/>
+    <w:tmpl w:val="990E14F4"/>
+    <w:lvl w:ilvl="0">
+      <w:start w:val="1"/>
+      <w:numFmt w:val="bullet"/>
+      <w:lvlText w:val=""/>
+      <w:lvlJc w:val="left"/>
+      <w:pPr>
+        <w:tabs>
+          <w:tab w:val="num" w:pos="720"/>
+        </w:tabs>
+        <w:ind w:left="720" w:hanging="360"/>
+      </w:pPr>
+      <w:rPr>
+        <w:rFonts w:ascii="Symbol" w:hAnsi="Symbol" w:hint="default"/>
+        <w:sz w:val="20"/>
+      </w:rPr>
+    </w:lvl>
+    <w:lvl w:ilvl="1" w:tentative="1">
+      <w:start w:val="1"/>
+      <w:numFmt w:val="bullet"/>
+      <w:lvlText w:val="o"/>
+      <w:lvlJc w:val="left"/>
+      <w:pPr>
+        <w:tabs>
+          <w:tab w:val="num" w:pos="1440"/>
+        </w:tabs>
+        <w:ind w:left="1440" w:hanging="360"/>
+      </w:pPr>
+      <w:rPr>
+        <w:rFonts w:ascii="Courier New" w:hAnsi="Courier New" w:hint="default"/>
+        <w:sz w:val="20"/>
+      </w:rPr>
+    </w:lvl>
+    <w:lvl w:ilvl="2" w:tentative="1">
+      <w:start w:val="1"/>
+      <w:numFmt w:val="bullet"/>
+      <w:lvlText w:val=""/>
+      <w:lvlJc w:val="left"/>
+      <w:pPr>
+        <w:tabs>
+          <w:tab w:val="num" w:pos="2160"/>
+        </w:tabs>
+        <w:ind w:left="2160" w:hanging="360"/>
+      </w:pPr>
+      <w:rPr>
+        <w:rFonts w:ascii="Wingdings" w:hAnsi="Wingdings" w:hint="default"/>
+        <w:sz w:val="20"/>
+      </w:rPr>
+    </w:lvl>
+    <w:lvl w:ilvl="3" w:tentative="1">
+      <w:start w:val="1"/>
+      <w:numFmt w:val="bullet"/>
+      <w:lvlText w:val=""/>
+      <w:lvlJc w:val="left"/>
+      <w:pPr>
+        <w:tabs>
+          <w:tab w:val="num" w:pos="2880"/>
+        </w:tabs>
+        <w:ind w:left="2880" w:hanging="360"/>
+      </w:pPr>
+      <w:rPr>
+        <w:rFonts w:ascii="Wingdings" w:hAnsi="Wingdings" w:hint="default"/>
+        <w:sz w:val="20"/>
+      </w:rPr>
+    </w:lvl>
+    <w:lvl w:ilvl="4" w:tentative="1">
+      <w:start w:val="1"/>
+      <w:numFmt w:val="bullet"/>
+      <w:lvlText w:val=""/>
+      <w:lvlJc w:val="left"/>
+      <w:pPr>
+        <w:tabs>
+          <w:tab w:val="num" w:pos="3600"/>
+        </w:tabs>
+        <w:ind w:left="3600" w:hanging="360"/>
+      </w:pPr>
+      <w:rPr>
+        <w:rFonts w:ascii="Wingdings" w:hAnsi="Wingdings" w:hint="default"/>
+        <w:sz w:val="20"/>
+      </w:rPr>
+    </w:lvl>
+    <w:lvl w:ilvl="5" w:tentative="1">
+      <w:start w:val="1"/>
+      <w:numFmt w:val="bullet"/>
+      <w:lvlText w:val=""/>
+      <w:lvlJc w:val="left"/>
+      <w:pPr>
+        <w:tabs>
+          <w:tab w:val="num" w:pos="4320"/>
+        </w:tabs>
+        <w:ind w:left="4320" w:hanging="360"/>
+      </w:pPr>
+      <w:rPr>
+        <w:rFonts w:ascii="Wingdings" w:hAnsi="Wingdings" w:hint="default"/>
+        <w:sz w:val="20"/>
+      </w:rPr>
+    </w:lvl>
+    <w:lvl w:ilvl="6" w:tentative="1">
+      <w:start w:val="1"/>
+      <w:numFmt w:val="bullet"/>
+      <w:lvlText w:val=""/>
+      <w:lvlJc w:val="left"/>
+      <w:pPr>
+        <w:tabs>
+          <w:tab w:val="num" w:pos="5040"/>
+        </w:tabs>
+        <w:ind w:left="5040" w:hanging="360"/>
+      </w:pPr>
+      <w:rPr>
+        <w:rFonts w:ascii="Wingdings" w:hAnsi="Wingdings" w:hint="default"/>
+        <w:sz w:val="20"/>
+      </w:rPr>
+    </w:lvl>
+    <w:lvl w:ilvl="7" w:tentative="1">
+      <w:start w:val="1"/>
+      <w:numFmt w:val="bullet"/>
+      <w:lvlText w:val=""/>
+      <w:lvlJc w:val="left"/>
+      <w:pPr>
+        <w:tabs>
+          <w:tab w:val="num" w:pos="5760"/>
+        </w:tabs>
+        <w:ind w:left="5760" w:hanging="360"/>
+      </w:pPr>
+      <w:rPr>
+        <w:rFonts w:ascii="Wingdings" w:hAnsi="Wingdings" w:hint="default"/>
+        <w:sz w:val="20"/>
+      </w:rPr>
+    </w:lvl>
+    <w:lvl w:ilvl="8" w:tentative="1">
+      <w:start w:val="1"/>
+      <w:numFmt w:val="bullet"/>
+      <w:lvlText w:val=""/>
+      <w:lvlJc w:val="left"/>
+      <w:pPr>
+        <w:tabs>
+          <w:tab w:val="num" w:pos="6480"/>
+        </w:tabs>
+        <w:ind w:left="6480" w:hanging="360"/>
+      </w:pPr>
+      <w:rPr>
+        <w:rFonts w:ascii="Wingdings" w:hAnsi="Wingdings" w:hint="default"/>
+        <w:sz w:val="20"/>
+      </w:rPr>
+    </w:lvl>
+  </w:abstractNum>
+  <w:abstractNum w:abstractNumId="4" w15:restartNumberingAfterBreak="0">
     <w:nsid w:val="1AFA1DB2"/>
     <w:multiLevelType w:val="multilevel"/>
     <w:tmpl w:val="BF8E2434"/>
@@ -683,7 +1564,7 @@
       </w:rPr>
     </w:lvl>
   </w:abstractNum>
-  <w:abstractNum w:abstractNumId="1" w15:restartNumberingAfterBreak="0">
+  <w:abstractNum w:abstractNumId="5" w15:restartNumberingAfterBreak="0">
     <w:nsid w:val="30BB4341"/>
     <w:multiLevelType w:val="multilevel"/>
     <w:tmpl w:val="D21E3E0C"/>
@@ -832,7 +1713,156 @@
       </w:rPr>
     </w:lvl>
   </w:abstractNum>
-  <w:abstractNum w:abstractNumId="2" w15:restartNumberingAfterBreak="0">
+  <w:abstractNum w:abstractNumId="6" w15:restartNumberingAfterBreak="0">
+    <w:nsid w:val="32D716A0"/>
+    <w:multiLevelType w:val="multilevel"/>
+    <w:tmpl w:val="5B1A8F2C"/>
+    <w:lvl w:ilvl="0">
+      <w:start w:val="1"/>
+      <w:numFmt w:val="bullet"/>
+      <w:lvlText w:val=""/>
+      <w:lvlJc w:val="left"/>
+      <w:pPr>
+        <w:tabs>
+          <w:tab w:val="num" w:pos="720"/>
+        </w:tabs>
+        <w:ind w:left="720" w:hanging="360"/>
+      </w:pPr>
+      <w:rPr>
+        <w:rFonts w:ascii="Symbol" w:hAnsi="Symbol" w:hint="default"/>
+        <w:sz w:val="20"/>
+      </w:rPr>
+    </w:lvl>
+    <w:lvl w:ilvl="1" w:tentative="1">
+      <w:start w:val="1"/>
+      <w:numFmt w:val="bullet"/>
+      <w:lvlText w:val="o"/>
+      <w:lvlJc w:val="left"/>
+      <w:pPr>
+        <w:tabs>
+          <w:tab w:val="num" w:pos="1440"/>
+        </w:tabs>
+        <w:ind w:left="1440" w:hanging="360"/>
+      </w:pPr>
+      <w:rPr>
+        <w:rFonts w:ascii="Courier New" w:hAnsi="Courier New" w:hint="default"/>
+        <w:sz w:val="20"/>
+      </w:rPr>
+    </w:lvl>
+    <w:lvl w:ilvl="2" w:tentative="1">
+      <w:start w:val="1"/>
+      <w:numFmt w:val="bullet"/>
+      <w:lvlText w:val=""/>
+      <w:lvlJc w:val="left"/>
+      <w:pPr>
+        <w:tabs>
+          <w:tab w:val="num" w:pos="2160"/>
+        </w:tabs>
+        <w:ind w:left="2160" w:hanging="360"/>
+      </w:pPr>
+      <w:rPr>
+        <w:rFonts w:ascii="Wingdings" w:hAnsi="Wingdings" w:hint="default"/>
+        <w:sz w:val="20"/>
+      </w:rPr>
+    </w:lvl>
+    <w:lvl w:ilvl="3" w:tentative="1">
+      <w:start w:val="1"/>
+      <w:numFmt w:val="bullet"/>
+      <w:lvlText w:val=""/>
+      <w:lvlJc w:val="left"/>
+      <w:pPr>
+        <w:tabs>
+          <w:tab w:val="num" w:pos="2880"/>
+        </w:tabs>
+        <w:ind w:left="2880" w:hanging="360"/>
+      </w:pPr>
+      <w:rPr>
+        <w:rFonts w:ascii="Wingdings" w:hAnsi="Wingdings" w:hint="default"/>
+        <w:sz w:val="20"/>
+      </w:rPr>
+    </w:lvl>
+    <w:lvl w:ilvl="4" w:tentative="1">
+      <w:start w:val="1"/>
+      <w:numFmt w:val="bullet"/>
+      <w:lvlText w:val=""/>
+      <w:lvlJc w:val="left"/>
+      <w:pPr>
+        <w:tabs>
+          <w:tab w:val="num" w:pos="3600"/>
+        </w:tabs>
+        <w:ind w:left="3600" w:hanging="360"/>
+      </w:pPr>
+      <w:rPr>
+        <w:rFonts w:ascii="Wingdings" w:hAnsi="Wingdings" w:hint="default"/>
+        <w:sz w:val="20"/>
+      </w:rPr>
+    </w:lvl>
+    <w:lvl w:ilvl="5" w:tentative="1">
+      <w:start w:val="1"/>
+      <w:numFmt w:val="bullet"/>
+      <w:lvlText w:val=""/>
+      <w:lvlJc w:val="left"/>
+      <w:pPr>
+        <w:tabs>
+          <w:tab w:val="num" w:pos="4320"/>
+        </w:tabs>
+        <w:ind w:left="4320" w:hanging="360"/>
+      </w:pPr>
+      <w:rPr>
+        <w:rFonts w:ascii="Wingdings" w:hAnsi="Wingdings" w:hint="default"/>
+        <w:sz w:val="20"/>
+      </w:rPr>
+    </w:lvl>
+    <w:lvl w:ilvl="6" w:tentative="1">
+      <w:start w:val="1"/>
+      <w:numFmt w:val="bullet"/>
+      <w:lvlText w:val=""/>
+      <w:lvlJc w:val="left"/>
+      <w:pPr>
+        <w:tabs>
+          <w:tab w:val="num" w:pos="5040"/>
+        </w:tabs>
+        <w:ind w:left="5040" w:hanging="360"/>
+      </w:pPr>
+      <w:rPr>
+        <w:rFonts w:ascii="Wingdings" w:hAnsi="Wingdings" w:hint="default"/>
+        <w:sz w:val="20"/>
+      </w:rPr>
+    </w:lvl>
+    <w:lvl w:ilvl="7" w:tentative="1">
+      <w:start w:val="1"/>
+      <w:numFmt w:val="bullet"/>
+      <w:lvlText w:val=""/>
+      <w:lvlJc w:val="left"/>
+      <w:pPr>
+        <w:tabs>
+          <w:tab w:val="num" w:pos="5760"/>
+        </w:tabs>
+        <w:ind w:left="5760" w:hanging="360"/>
+      </w:pPr>
+      <w:rPr>
+        <w:rFonts w:ascii="Wingdings" w:hAnsi="Wingdings" w:hint="default"/>
+        <w:sz w:val="20"/>
+      </w:rPr>
+    </w:lvl>
+    <w:lvl w:ilvl="8" w:tentative="1">
+      <w:start w:val="1"/>
+      <w:numFmt w:val="bullet"/>
+      <w:lvlText w:val=""/>
+      <w:lvlJc w:val="left"/>
+      <w:pPr>
+        <w:tabs>
+          <w:tab w:val="num" w:pos="6480"/>
+        </w:tabs>
+        <w:ind w:left="6480" w:hanging="360"/>
+      </w:pPr>
+      <w:rPr>
+        <w:rFonts w:ascii="Wingdings" w:hAnsi="Wingdings" w:hint="default"/>
+        <w:sz w:val="20"/>
+      </w:rPr>
+    </w:lvl>
+  </w:abstractNum>
+  <w:abstractNum w:abstractNumId="7" w15:restartNumberingAfterBreak="0">
     <w:nsid w:val="399B387F"/>
     <w:multiLevelType w:val="multilevel"/>
     <w:tmpl w:val="2AC8B9E2"/>
@@ -981,7 +2011,305 @@
       </w:rPr>
     </w:lvl>
   </w:abstractNum>
-  <w:abstractNum w:abstractNumId="3" w15:restartNumberingAfterBreak="0">
+  <w:abstractNum w:abstractNumId="8" w15:restartNumberingAfterBreak="0">
+    <w:nsid w:val="40164FE7"/>
+    <w:multiLevelType w:val="multilevel"/>
+    <w:tmpl w:val="4A94627A"/>
+    <w:lvl w:ilvl="0">
+      <w:start w:val="1"/>
+      <w:numFmt w:val="bullet"/>
+      <w:lvlText w:val=""/>
+      <w:lvlJc w:val="left"/>
+      <w:pPr>
+        <w:tabs>
+          <w:tab w:val="num" w:pos="720"/>
+        </w:tabs>
+        <w:ind w:left="720" w:hanging="360"/>
+      </w:pPr>
+      <w:rPr>
+        <w:rFonts w:ascii="Symbol" w:hAnsi="Symbol" w:hint="default"/>
+        <w:sz w:val="20"/>
+      </w:rPr>
+    </w:lvl>
+    <w:lvl w:ilvl="1" w:tentative="1">
+      <w:start w:val="1"/>
+      <w:numFmt w:val="bullet"/>
+      <w:lvlText w:val="o"/>
+      <w:lvlJc w:val="left"/>
+      <w:pPr>
+        <w:tabs>
+          <w:tab w:val="num" w:pos="1440"/>
+        </w:tabs>
+        <w:ind w:left="1440" w:hanging="360"/>
+      </w:pPr>
+      <w:rPr>
+        <w:rFonts w:ascii="Courier New" w:hAnsi="Courier New" w:hint="default"/>
+        <w:sz w:val="20"/>
+      </w:rPr>
+    </w:lvl>
+    <w:lvl w:ilvl="2" w:tentative="1">
+      <w:start w:val="1"/>
+      <w:numFmt w:val="bullet"/>
+      <w:lvlText w:val=""/>
+      <w:lvlJc w:val="left"/>
+      <w:pPr>
+        <w:tabs>
+          <w:tab w:val="num" w:pos="2160"/>
+        </w:tabs>
+        <w:ind w:left="2160" w:hanging="360"/>
+      </w:pPr>
+      <w:rPr>
+        <w:rFonts w:ascii="Wingdings" w:hAnsi="Wingdings" w:hint="default"/>
+        <w:sz w:val="20"/>
+      </w:rPr>
+    </w:lvl>
+    <w:lvl w:ilvl="3" w:tentative="1">
+      <w:start w:val="1"/>
+      <w:numFmt w:val="bullet"/>
+      <w:lvlText w:val=""/>
+      <w:lvlJc w:val="left"/>
+      <w:pPr>
+        <w:tabs>
+          <w:tab w:val="num" w:pos="2880"/>
+        </w:tabs>
+        <w:ind w:left="2880" w:hanging="360"/>
+      </w:pPr>
+      <w:rPr>
+        <w:rFonts w:ascii="Wingdings" w:hAnsi="Wingdings" w:hint="default"/>
+        <w:sz w:val="20"/>
+      </w:rPr>
+    </w:lvl>
+    <w:lvl w:ilvl="4" w:tentative="1">
+      <w:start w:val="1"/>
+      <w:numFmt w:val="bullet"/>
+      <w:lvlText w:val=""/>
+      <w:lvlJc w:val="left"/>
+      <w:pPr>
+        <w:tabs>
+          <w:tab w:val="num" w:pos="3600"/>
+        </w:tabs>
+        <w:ind w:left="3600" w:hanging="360"/>
+      </w:pPr>
+      <w:rPr>
+        <w:rFonts w:ascii="Wingdings" w:hAnsi="Wingdings" w:hint="default"/>
+        <w:sz w:val="20"/>
+      </w:rPr>
+    </w:lvl>
+    <w:lvl w:ilvl="5" w:tentative="1">
+      <w:start w:val="1"/>
+      <w:numFmt w:val="bullet"/>
+      <w:lvlText w:val=""/>
+      <w:lvlJc w:val="left"/>
+      <w:pPr>
+        <w:tabs>
+          <w:tab w:val="num" w:pos="4320"/>
+        </w:tabs>
+        <w:ind w:left="4320" w:hanging="360"/>
+      </w:pPr>
+      <w:rPr>
+        <w:rFonts w:ascii="Wingdings" w:hAnsi="Wingdings" w:hint="default"/>
+        <w:sz w:val="20"/>
+      </w:rPr>
+    </w:lvl>
+    <w:lvl w:ilvl="6" w:tentative="1">
+      <w:start w:val="1"/>
+      <w:numFmt w:val="bullet"/>
+      <w:lvlText w:val=""/>
+      <w:lvlJc w:val="left"/>
+      <w:pPr>
+        <w:tabs>
+          <w:tab w:val="num" w:pos="5040"/>
+        </w:tabs>
+        <w:ind w:left="5040" w:hanging="360"/>
+      </w:pPr>
+      <w:rPr>
+        <w:rFonts w:ascii="Wingdings" w:hAnsi="Wingdings" w:hint="default"/>
+        <w:sz w:val="20"/>
+      </w:rPr>
+    </w:lvl>
+    <w:lvl w:ilvl="7" w:tentative="1">
+      <w:start w:val="1"/>
+      <w:numFmt w:val="bullet"/>
+      <w:lvlText w:val=""/>
+      <w:lvlJc w:val="left"/>
+      <w:pPr>
+        <w:tabs>
+          <w:tab w:val="num" w:pos="5760"/>
+        </w:tabs>
+        <w:ind w:left="5760" w:hanging="360"/>
+      </w:pPr>
+      <w:rPr>
+        <w:rFonts w:ascii="Wingdings" w:hAnsi="Wingdings" w:hint="default"/>
+        <w:sz w:val="20"/>
+      </w:rPr>
+    </w:lvl>
+    <w:lvl w:ilvl="8" w:tentative="1">
+      <w:start w:val="1"/>
+      <w:numFmt w:val="bullet"/>
+      <w:lvlText w:val=""/>
+      <w:lvlJc w:val="left"/>
+      <w:pPr>
+        <w:tabs>
+          <w:tab w:val="num" w:pos="6480"/>
+        </w:tabs>
+        <w:ind w:left="6480" w:hanging="360"/>
+      </w:pPr>
+      <w:rPr>
+        <w:rFonts w:ascii="Wingdings" w:hAnsi="Wingdings" w:hint="default"/>
+        <w:sz w:val="20"/>
+      </w:rPr>
+    </w:lvl>
+  </w:abstractNum>
+  <w:abstractNum w:abstractNumId="9" w15:restartNumberingAfterBreak="0">
+    <w:nsid w:val="43C77067"/>
+    <w:multiLevelType w:val="multilevel"/>
+    <w:tmpl w:val="DFCE9AEE"/>
+    <w:lvl w:ilvl="0">
+      <w:start w:val="1"/>
+      <w:numFmt w:val="bullet"/>
+      <w:lvlText w:val=""/>
+      <w:lvlJc w:val="left"/>
+      <w:pPr>
+        <w:tabs>
+          <w:tab w:val="num" w:pos="720"/>
+        </w:tabs>
+        <w:ind w:left="720" w:hanging="360"/>
+      </w:pPr>
+      <w:rPr>
+        <w:rFonts w:ascii="Symbol" w:hAnsi="Symbol" w:hint="default"/>
+        <w:sz w:val="20"/>
+      </w:rPr>
+    </w:lvl>
+    <w:lvl w:ilvl="1" w:tentative="1">
+      <w:start w:val="1"/>
+      <w:numFmt w:val="bullet"/>
+      <w:lvlText w:val="o"/>
+      <w:lvlJc w:val="left"/>
+      <w:pPr>
+        <w:tabs>
+          <w:tab w:val="num" w:pos="1440"/>
+        </w:tabs>
+        <w:ind w:left="1440" w:hanging="360"/>
+      </w:pPr>
+      <w:rPr>
+        <w:rFonts w:ascii="Courier New" w:hAnsi="Courier New" w:hint="default"/>
+        <w:sz w:val="20"/>
+      </w:rPr>
+    </w:lvl>
+    <w:lvl w:ilvl="2" w:tentative="1">
+      <w:start w:val="1"/>
+      <w:numFmt w:val="bullet"/>
+      <w:lvlText w:val=""/>
+      <w:lvlJc w:val="left"/>
+      <w:pPr>
+        <w:tabs>
+          <w:tab w:val="num" w:pos="2160"/>
+        </w:tabs>
+        <w:ind w:left="2160" w:hanging="360"/>
+      </w:pPr>
+      <w:rPr>
+        <w:rFonts w:ascii="Wingdings" w:hAnsi="Wingdings" w:hint="default"/>
+        <w:sz w:val="20"/>
+      </w:rPr>
+    </w:lvl>
+    <w:lvl w:ilvl="3" w:tentative="1">
+      <w:start w:val="1"/>
+      <w:numFmt w:val="bullet"/>
+      <w:lvlText w:val=""/>
+      <w:lvlJc w:val="left"/>
+      <w:pPr>
+        <w:tabs>
+          <w:tab w:val="num" w:pos="2880"/>
+        </w:tabs>
+        <w:ind w:left="2880" w:hanging="360"/>
+      </w:pPr>
+      <w:rPr>
+        <w:rFonts w:ascii="Wingdings" w:hAnsi="Wingdings" w:hint="default"/>
+        <w:sz w:val="20"/>
+      </w:rPr>
+    </w:lvl>
+    <w:lvl w:ilvl="4" w:tentative="1">
+      <w:start w:val="1"/>
+      <w:numFmt w:val="bullet"/>
+      <w:lvlText w:val=""/>
+      <w:lvlJc w:val="left"/>
+      <w:pPr>
+        <w:tabs>
+          <w:tab w:val="num" w:pos="3600"/>
+        </w:tabs>
+        <w:ind w:left="3600" w:hanging="360"/>
+      </w:pPr>
+      <w:rPr>
+        <w:rFonts w:ascii="Wingdings" w:hAnsi="Wingdings" w:hint="default"/>
+        <w:sz w:val="20"/>
+      </w:rPr>
+    </w:lvl>
+    <w:lvl w:ilvl="5" w:tentative="1">
+      <w:start w:val="1"/>
+      <w:numFmt w:val="bullet"/>
+      <w:lvlText w:val=""/>
+      <w:lvlJc w:val="left"/>
+      <w:pPr>
+        <w:tabs>
+          <w:tab w:val="num" w:pos="4320"/>
+        </w:tabs>
+        <w:ind w:left="4320" w:hanging="360"/>
+      </w:pPr>
+      <w:rPr>
+        <w:rFonts w:ascii="Wingdings" w:hAnsi="Wingdings" w:hint="default"/>
+        <w:sz w:val="20"/>
+      </w:rPr>
+    </w:lvl>
+    <w:lvl w:ilvl="6" w:tentative="1">
+      <w:start w:val="1"/>
+      <w:numFmt w:val="bullet"/>
+      <w:lvlText w:val=""/>
+      <w:lvlJc w:val="left"/>
+      <w:pPr>
+        <w:tabs>
+          <w:tab w:val="num" w:pos="5040"/>
+        </w:tabs>
+        <w:ind w:left="5040" w:hanging="360"/>
+      </w:pPr>
+      <w:rPr>
+        <w:rFonts w:ascii="Wingdings" w:hAnsi="Wingdings" w:hint="default"/>
+        <w:sz w:val="20"/>
+      </w:rPr>
+    </w:lvl>
+    <w:lvl w:ilvl="7" w:tentative="1">
+      <w:start w:val="1"/>
+      <w:numFmt w:val="bullet"/>
+      <w:lvlText w:val=""/>
+      <w:lvlJc w:val="left"/>
+      <w:pPr>
+        <w:tabs>
+          <w:tab w:val="num" w:pos="5760"/>
+        </w:tabs>
+        <w:ind w:left="5760" w:hanging="360"/>
+      </w:pPr>
+      <w:rPr>
+        <w:rFonts w:ascii="Wingdings" w:hAnsi="Wingdings" w:hint="default"/>
+        <w:sz w:val="20"/>
+      </w:rPr>
+    </w:lvl>
+    <w:lvl w:ilvl="8" w:tentative="1">
+      <w:start w:val="1"/>
+      <w:numFmt w:val="bullet"/>
+      <w:lvlText w:val=""/>
+      <w:lvlJc w:val="left"/>
+      <w:pPr>
+        <w:tabs>
+          <w:tab w:val="num" w:pos="6480"/>
+        </w:tabs>
+        <w:ind w:left="6480" w:hanging="360"/>
+      </w:pPr>
+      <w:rPr>
+        <w:rFonts w:ascii="Wingdings" w:hAnsi="Wingdings" w:hint="default"/>
+        <w:sz w:val="20"/>
+      </w:rPr>
+    </w:lvl>
+  </w:abstractNum>
+  <w:abstractNum w:abstractNumId="10" w15:restartNumberingAfterBreak="0">
     <w:nsid w:val="44FE7BB8"/>
     <w:multiLevelType w:val="multilevel"/>
     <w:tmpl w:val="1F8805CA"/>
@@ -1130,7 +2458,305 @@
       </w:rPr>
     </w:lvl>
   </w:abstractNum>
-  <w:abstractNum w:abstractNumId="4" w15:restartNumberingAfterBreak="0">
+  <w:abstractNum w:abstractNumId="11" w15:restartNumberingAfterBreak="0">
+    <w:nsid w:val="52E67DC2"/>
+    <w:multiLevelType w:val="multilevel"/>
+    <w:tmpl w:val="A8BA820C"/>
+    <w:lvl w:ilvl="0">
+      <w:start w:val="1"/>
+      <w:numFmt w:val="bullet"/>
+      <w:lvlText w:val=""/>
+      <w:lvlJc w:val="left"/>
+      <w:pPr>
+        <w:tabs>
+          <w:tab w:val="num" w:pos="720"/>
+        </w:tabs>
+        <w:ind w:left="720" w:hanging="360"/>
+      </w:pPr>
+      <w:rPr>
+        <w:rFonts w:ascii="Symbol" w:hAnsi="Symbol" w:hint="default"/>
+        <w:sz w:val="20"/>
+      </w:rPr>
+    </w:lvl>
+    <w:lvl w:ilvl="1" w:tentative="1">
+      <w:start w:val="1"/>
+      <w:numFmt w:val="bullet"/>
+      <w:lvlText w:val="o"/>
+      <w:lvlJc w:val="left"/>
+      <w:pPr>
+        <w:tabs>
+          <w:tab w:val="num" w:pos="1440"/>
+        </w:tabs>
+        <w:ind w:left="1440" w:hanging="360"/>
+      </w:pPr>
+      <w:rPr>
+        <w:rFonts w:ascii="Courier New" w:hAnsi="Courier New" w:hint="default"/>
+        <w:sz w:val="20"/>
+      </w:rPr>
+    </w:lvl>
+    <w:lvl w:ilvl="2" w:tentative="1">
+      <w:start w:val="1"/>
+      <w:numFmt w:val="bullet"/>
+      <w:lvlText w:val=""/>
+      <w:lvlJc w:val="left"/>
+      <w:pPr>
+        <w:tabs>
+          <w:tab w:val="num" w:pos="2160"/>
+        </w:tabs>
+        <w:ind w:left="2160" w:hanging="360"/>
+      </w:pPr>
+      <w:rPr>
+        <w:rFonts w:ascii="Wingdings" w:hAnsi="Wingdings" w:hint="default"/>
+        <w:sz w:val="20"/>
+      </w:rPr>
+    </w:lvl>
+    <w:lvl w:ilvl="3" w:tentative="1">
+      <w:start w:val="1"/>
+      <w:numFmt w:val="bullet"/>
+      <w:lvlText w:val=""/>
+      <w:lvlJc w:val="left"/>
+      <w:pPr>
+        <w:tabs>
+          <w:tab w:val="num" w:pos="2880"/>
+        </w:tabs>
+        <w:ind w:left="2880" w:hanging="360"/>
+      </w:pPr>
+      <w:rPr>
+        <w:rFonts w:ascii="Wingdings" w:hAnsi="Wingdings" w:hint="default"/>
+        <w:sz w:val="20"/>
+      </w:rPr>
+    </w:lvl>
+    <w:lvl w:ilvl="4" w:tentative="1">
+      <w:start w:val="1"/>
+      <w:numFmt w:val="bullet"/>
+      <w:lvlText w:val=""/>
+      <w:lvlJc w:val="left"/>
+      <w:pPr>
+        <w:tabs>
+          <w:tab w:val="num" w:pos="3600"/>
+        </w:tabs>
+        <w:ind w:left="3600" w:hanging="360"/>
+      </w:pPr>
+      <w:rPr>
+        <w:rFonts w:ascii="Wingdings" w:hAnsi="Wingdings" w:hint="default"/>
+        <w:sz w:val="20"/>
+      </w:rPr>
+    </w:lvl>
+    <w:lvl w:ilvl="5" w:tentative="1">
+      <w:start w:val="1"/>
+      <w:numFmt w:val="bullet"/>
+      <w:lvlText w:val=""/>
+      <w:lvlJc w:val="left"/>
+      <w:pPr>
+        <w:tabs>
+          <w:tab w:val="num" w:pos="4320"/>
+        </w:tabs>
+        <w:ind w:left="4320" w:hanging="360"/>
+      </w:pPr>
+      <w:rPr>
+        <w:rFonts w:ascii="Wingdings" w:hAnsi="Wingdings" w:hint="default"/>
+        <w:sz w:val="20"/>
+      </w:rPr>
+    </w:lvl>
+    <w:lvl w:ilvl="6" w:tentative="1">
+      <w:start w:val="1"/>
+      <w:numFmt w:val="bullet"/>
+      <w:lvlText w:val=""/>
+      <w:lvlJc w:val="left"/>
+      <w:pPr>
+        <w:tabs>
+          <w:tab w:val="num" w:pos="5040"/>
+        </w:tabs>
+        <w:ind w:left="5040" w:hanging="360"/>
+      </w:pPr>
+      <w:rPr>
+        <w:rFonts w:ascii="Wingdings" w:hAnsi="Wingdings" w:hint="default"/>
+        <w:sz w:val="20"/>
+      </w:rPr>
+    </w:lvl>
+    <w:lvl w:ilvl="7" w:tentative="1">
+      <w:start w:val="1"/>
+      <w:numFmt w:val="bullet"/>
+      <w:lvlText w:val=""/>
+      <w:lvlJc w:val="left"/>
+      <w:pPr>
+        <w:tabs>
+          <w:tab w:val="num" w:pos="5760"/>
+        </w:tabs>
+        <w:ind w:left="5760" w:hanging="360"/>
+      </w:pPr>
+      <w:rPr>
+        <w:rFonts w:ascii="Wingdings" w:hAnsi="Wingdings" w:hint="default"/>
+        <w:sz w:val="20"/>
+      </w:rPr>
+    </w:lvl>
+    <w:lvl w:ilvl="8" w:tentative="1">
+      <w:start w:val="1"/>
+      <w:numFmt w:val="bullet"/>
+      <w:lvlText w:val=""/>
+      <w:lvlJc w:val="left"/>
+      <w:pPr>
+        <w:tabs>
+          <w:tab w:val="num" w:pos="6480"/>
+        </w:tabs>
+        <w:ind w:left="6480" w:hanging="360"/>
+      </w:pPr>
+      <w:rPr>
+        <w:rFonts w:ascii="Wingdings" w:hAnsi="Wingdings" w:hint="default"/>
+        <w:sz w:val="20"/>
+      </w:rPr>
+    </w:lvl>
+  </w:abstractNum>
+  <w:abstractNum w:abstractNumId="12" w15:restartNumberingAfterBreak="0">
+    <w:nsid w:val="5C7B1F5C"/>
+    <w:multiLevelType w:val="multilevel"/>
+    <w:tmpl w:val="6D9A1A10"/>
+    <w:lvl w:ilvl="0">
+      <w:start w:val="1"/>
+      <w:numFmt w:val="bullet"/>
+      <w:lvlText w:val=""/>
+      <w:lvlJc w:val="left"/>
+      <w:pPr>
+        <w:tabs>
+          <w:tab w:val="num" w:pos="720"/>
+        </w:tabs>
+        <w:ind w:left="720" w:hanging="360"/>
+      </w:pPr>
+      <w:rPr>
+        <w:rFonts w:ascii="Symbol" w:hAnsi="Symbol" w:hint="default"/>
+        <w:sz w:val="20"/>
+      </w:rPr>
+    </w:lvl>
+    <w:lvl w:ilvl="1" w:tentative="1">
+      <w:start w:val="1"/>
+      <w:numFmt w:val="bullet"/>
+      <w:lvlText w:val="o"/>
+      <w:lvlJc w:val="left"/>
+      <w:pPr>
+        <w:tabs>
+          <w:tab w:val="num" w:pos="1440"/>
+        </w:tabs>
+        <w:ind w:left="1440" w:hanging="360"/>
+      </w:pPr>
+      <w:rPr>
+        <w:rFonts w:ascii="Courier New" w:hAnsi="Courier New" w:hint="default"/>
+        <w:sz w:val="20"/>
+      </w:rPr>
+    </w:lvl>
+    <w:lvl w:ilvl="2" w:tentative="1">
+      <w:start w:val="1"/>
+      <w:numFmt w:val="bullet"/>
+      <w:lvlText w:val=""/>
+      <w:lvlJc w:val="left"/>
+      <w:pPr>
+        <w:tabs>
+          <w:tab w:val="num" w:pos="2160"/>
+        </w:tabs>
+        <w:ind w:left="2160" w:hanging="360"/>
+      </w:pPr>
+      <w:rPr>
+        <w:rFonts w:ascii="Wingdings" w:hAnsi="Wingdings" w:hint="default"/>
+        <w:sz w:val="20"/>
+      </w:rPr>
+    </w:lvl>
+    <w:lvl w:ilvl="3" w:tentative="1">
+      <w:start w:val="1"/>
+      <w:numFmt w:val="bullet"/>
+      <w:lvlText w:val=""/>
+      <w:lvlJc w:val="left"/>
+      <w:pPr>
+        <w:tabs>
+          <w:tab w:val="num" w:pos="2880"/>
+        </w:tabs>
+        <w:ind w:left="2880" w:hanging="360"/>
+      </w:pPr>
+      <w:rPr>
+        <w:rFonts w:ascii="Wingdings" w:hAnsi="Wingdings" w:hint="default"/>
+        <w:sz w:val="20"/>
+      </w:rPr>
+    </w:lvl>
+    <w:lvl w:ilvl="4" w:tentative="1">
+      <w:start w:val="1"/>
+      <w:numFmt w:val="bullet"/>
+      <w:lvlText w:val=""/>
+      <w:lvlJc w:val="left"/>
+      <w:pPr>
+        <w:tabs>
+          <w:tab w:val="num" w:pos="3600"/>
+        </w:tabs>
+        <w:ind w:left="3600" w:hanging="360"/>
+      </w:pPr>
+      <w:rPr>
+        <w:rFonts w:ascii="Wingdings" w:hAnsi="Wingdings" w:hint="default"/>
+        <w:sz w:val="20"/>
+      </w:rPr>
+    </w:lvl>
+    <w:lvl w:ilvl="5" w:tentative="1">
+      <w:start w:val="1"/>
+      <w:numFmt w:val="bullet"/>
+      <w:lvlText w:val=""/>
+      <w:lvlJc w:val="left"/>
+      <w:pPr>
+        <w:tabs>
+          <w:tab w:val="num" w:pos="4320"/>
+        </w:tabs>
+        <w:ind w:left="4320" w:hanging="360"/>
+      </w:pPr>
+      <w:rPr>
+        <w:rFonts w:ascii="Wingdings" w:hAnsi="Wingdings" w:hint="default"/>
+        <w:sz w:val="20"/>
+      </w:rPr>
+    </w:lvl>
+    <w:lvl w:ilvl="6" w:tentative="1">
+      <w:start w:val="1"/>
+      <w:numFmt w:val="bullet"/>
+      <w:lvlText w:val=""/>
+      <w:lvlJc w:val="left"/>
+      <w:pPr>
+        <w:tabs>
+          <w:tab w:val="num" w:pos="5040"/>
+        </w:tabs>
+        <w:ind w:left="5040" w:hanging="360"/>
+      </w:pPr>
+      <w:rPr>
+        <w:rFonts w:ascii="Wingdings" w:hAnsi="Wingdings" w:hint="default"/>
+        <w:sz w:val="20"/>
+      </w:rPr>
+    </w:lvl>
+    <w:lvl w:ilvl="7" w:tentative="1">
+      <w:start w:val="1"/>
+      <w:numFmt w:val="bullet"/>
+      <w:lvlText w:val=""/>
+      <w:lvlJc w:val="left"/>
+      <w:pPr>
+        <w:tabs>
+          <w:tab w:val="num" w:pos="5760"/>
+        </w:tabs>
+        <w:ind w:left="5760" w:hanging="360"/>
+      </w:pPr>
+      <w:rPr>
+        <w:rFonts w:ascii="Wingdings" w:hAnsi="Wingdings" w:hint="default"/>
+        <w:sz w:val="20"/>
+      </w:rPr>
+    </w:lvl>
+    <w:lvl w:ilvl="8" w:tentative="1">
+      <w:start w:val="1"/>
+      <w:numFmt w:val="bullet"/>
+      <w:lvlText w:val=""/>
+      <w:lvlJc w:val="left"/>
+      <w:pPr>
+        <w:tabs>
+          <w:tab w:val="num" w:pos="6480"/>
+        </w:tabs>
+        <w:ind w:left="6480" w:hanging="360"/>
+      </w:pPr>
+      <w:rPr>
+        <w:rFonts w:ascii="Wingdings" w:hAnsi="Wingdings" w:hint="default"/>
+        <w:sz w:val="20"/>
+      </w:rPr>
+    </w:lvl>
+  </w:abstractNum>
+  <w:abstractNum w:abstractNumId="13" w15:restartNumberingAfterBreak="0">
     <w:nsid w:val="663B1F87"/>
     <w:multiLevelType w:val="multilevel"/>
     <w:tmpl w:val="805E221E"/>
@@ -1279,7 +2905,7 @@
       </w:rPr>
     </w:lvl>
   </w:abstractNum>
-  <w:abstractNum w:abstractNumId="5" w15:restartNumberingAfterBreak="0">
+  <w:abstractNum w:abstractNumId="14" w15:restartNumberingAfterBreak="0">
     <w:nsid w:val="66481580"/>
     <w:multiLevelType w:val="multilevel"/>
     <w:tmpl w:val="10DC2E68"/>
@@ -1392,7 +3018,7 @@
       </w:pPr>
     </w:lvl>
   </w:abstractNum>
-  <w:abstractNum w:abstractNumId="6" w15:restartNumberingAfterBreak="0">
+  <w:abstractNum w:abstractNumId="15" w15:restartNumberingAfterBreak="0">
     <w:nsid w:val="68152DC5"/>
     <w:multiLevelType w:val="multilevel"/>
     <w:tmpl w:val="274ACD9E"/>
@@ -1542,25 +3168,52 @@
     </w:lvl>
   </w:abstractNum>
   <w:num w:numId="1" w16cid:durableId="723866623">
-    <w:abstractNumId w:val="3"/>
+    <w:abstractNumId w:val="10"/>
   </w:num>
   <w:num w:numId="2" w16cid:durableId="1720863177">
+    <w:abstractNumId w:val="5"/>
+  </w:num>
+  <w:num w:numId="3" w16cid:durableId="1338077957">
+    <w:abstractNumId w:val="14"/>
+  </w:num>
+  <w:num w:numId="4" w16cid:durableId="1422484534">
+    <w:abstractNumId w:val="15"/>
+  </w:num>
+  <w:num w:numId="5" w16cid:durableId="1171525586">
+    <w:abstractNumId w:val="7"/>
+  </w:num>
+  <w:num w:numId="6" w16cid:durableId="678772051">
+    <w:abstractNumId w:val="4"/>
+  </w:num>
+  <w:num w:numId="7" w16cid:durableId="782921400">
+    <w:abstractNumId w:val="13"/>
+  </w:num>
+  <w:num w:numId="8" w16cid:durableId="583881713">
+    <w:abstractNumId w:val="8"/>
+  </w:num>
+  <w:num w:numId="9" w16cid:durableId="1135871422">
+    <w:abstractNumId w:val="2"/>
+  </w:num>
+  <w:num w:numId="10" w16cid:durableId="633146153">
     <w:abstractNumId w:val="1"/>
   </w:num>
-  <w:num w:numId="3" w16cid:durableId="1338077957">
-    <w:abstractNumId w:val="5"/>
+  <w:num w:numId="11" w16cid:durableId="1456096265">
+    <w:abstractNumId w:val="11"/>
   </w:num>
-  <w:num w:numId="4" w16cid:durableId="1422484534">
+  <w:num w:numId="12" w16cid:durableId="241989137">
+    <w:abstractNumId w:val="12"/>
+  </w:num>
+  <w:num w:numId="13" w16cid:durableId="520900123">
+    <w:abstractNumId w:val="9"/>
+  </w:num>
+  <w:num w:numId="14" w16cid:durableId="70005536">
     <w:abstractNumId w:val="6"/>
   </w:num>
-  <w:num w:numId="5" w16cid:durableId="1171525586">
-    <w:abstractNumId w:val="2"/>
-  </w:num>
-  <w:num w:numId="6" w16cid:durableId="678772051">
+  <w:num w:numId="15" w16cid:durableId="1422796011">
     <w:abstractNumId w:val="0"/>
   </w:num>
-  <w:num w:numId="7" w16cid:durableId="782921400">
-    <w:abstractNumId w:val="4"/>
+  <w:num w:numId="16" w16cid:durableId="693919681">
+    <w:abstractNumId w:val="3"/>
   </w:num>
 </w:numbering>
 </file>
@@ -2504,6 +4157,50 @@
       <w:shd w:val="clear" w:color="auto" w:fill="E1DFDD"/>
     </w:rPr>
   </w:style>
+  <w:style w:type="paragraph" w:styleId="Header">
+    <w:name w:val="header"/>
+    <w:basedOn w:val="Normal"/>
+    <w:link w:val="HeaderChar"/>
+    <w:uiPriority w:val="99"/>
+    <w:unhideWhenUsed/>
+    <w:rsid w:val="009F4A2D"/>
+    <w:pPr>
+      <w:tabs>
+        <w:tab w:val="center" w:pos="4513"/>
+        <w:tab w:val="right" w:pos="9026"/>
+      </w:tabs>
+      <w:spacing w:after="0" w:line="240" w:lineRule="auto"/>
+    </w:pPr>
+  </w:style>
+  <w:style w:type="character" w:customStyle="1" w:styleId="HeaderChar">
+    <w:name w:val="Header Char"/>
+    <w:basedOn w:val="DefaultParagraphFont"/>
+    <w:link w:val="Header"/>
+    <w:uiPriority w:val="99"/>
+    <w:rsid w:val="009F4A2D"/>
+  </w:style>
+  <w:style w:type="paragraph" w:styleId="Footer">
+    <w:name w:val="footer"/>
+    <w:basedOn w:val="Normal"/>
+    <w:link w:val="FooterChar"/>
+    <w:uiPriority w:val="99"/>
+    <w:unhideWhenUsed/>
+    <w:rsid w:val="009F4A2D"/>
+    <w:pPr>
+      <w:tabs>
+        <w:tab w:val="center" w:pos="4513"/>
+        <w:tab w:val="right" w:pos="9026"/>
+      </w:tabs>
+      <w:spacing w:after="0" w:line="240" w:lineRule="auto"/>
+    </w:pPr>
+  </w:style>
+  <w:style w:type="character" w:customStyle="1" w:styleId="FooterChar">
+    <w:name w:val="Footer Char"/>
+    <w:basedOn w:val="DefaultParagraphFont"/>
+    <w:link w:val="Footer"/>
+    <w:uiPriority w:val="99"/>
+    <w:rsid w:val="009F4A2D"/>
+  </w:style>
 </w:styles>
 </file>
 
